--- a/docs/tables/auc3/sec8_lm_d365.docx
+++ b/docs/tables/auc3/sec8_lm_d365.docx
@@ -2043,113 +2043,113 @@
                 <w:szCs w:val="22"/>
                 <w:color w:val="000000"/>
               </w:rPr>
-              <w:t xml:space="preserve">-3.7</w:t>
-            </w:r>
-          </w:p>
-        </w:tc>
-        <w:tc>
-          <w:tcPr>
-            <w:tcBorders>
-              <w:bottom w:val="none" w:sz="0" w:space="0" w:color="000000"/>
-              <w:top w:val="none" w:sz="0" w:space="0" w:color="000000"/>
-              <w:left w:val="none" w:sz="0" w:space="0" w:color="000000"/>
-              <w:right w:val="none" w:sz="0" w:space="0" w:color="000000"/>
-            </w:tcBorders>
-            <w:shd w:val="clear" w:color="auto" w:fill="FFFFFF"/>
-            <w:tcMar>
-              <w:top w:w="0" w:type="dxa"/>
-              <w:bottom w:w="0" w:type="dxa"/>
-              <w:left w:w="0" w:type="dxa"/>
-              <w:right w:w="0" w:type="dxa"/>
-            </w:tcMar>
-            <w:vAlign w:val="top"/>
-          </w:tcPr>
-          <w:p>
-            <w:pPr>
-              <w:pStyle w:val="Normal"/>
-              <w:jc w:val="center"/>
-              <w:pBdr>
-                <w:bottom w:val="none" w:sz="0" w:space="0" w:color="000000"/>
-                <w:top w:val="none" w:sz="0" w:space="0" w:color="000000"/>
-                <w:left w:val="none" w:sz="0" w:space="0" w:color="000000"/>
-                <w:right w:val="none" w:sz="0" w:space="0" w:color="000000"/>
-              </w:pBdr>
-              <w:spacing w:after="100" w:before="100" w:line="240"/>
-              <w:ind w:left="100" w:right="100" w:firstLine="0" w:firstLineChars="0"/>
-              <w:rPr>
-                <w:rFonts w:ascii="Helvetica" w:hAnsi="Helvetica" w:eastAsia="Helvetica" w:cs="Helvetica"/>
-                <w:i w:val="false"/>
-                <w:b w:val="false"/>
-                <w:u w:val="none"/>
-                <w:sz w:val="22"/>
-                <w:szCs w:val="22"/>
-                <w:color w:val="000000"/>
-              </w:rPr>
-            </w:pPr>
-            <w:r>
-              <w:rPr>
-                <w:rFonts w:ascii="Helvetica" w:hAnsi="Helvetica" w:eastAsia="Helvetica" w:cs="Helvetica"/>
-                <w:i w:val="false"/>
-                <w:b w:val="false"/>
-                <w:u w:val="none"/>
-                <w:sz w:val="22"/>
-                <w:szCs w:val="22"/>
-                <w:color w:val="000000"/>
-              </w:rPr>
-              <w:t xml:space="preserve">-11, 3.5</w:t>
-            </w:r>
-          </w:p>
-        </w:tc>
-        <w:tc>
-          <w:tcPr>
-            <w:tcBorders>
-              <w:bottom w:val="none" w:sz="0" w:space="0" w:color="000000"/>
-              <w:top w:val="none" w:sz="0" w:space="0" w:color="000000"/>
-              <w:left w:val="none" w:sz="0" w:space="0" w:color="000000"/>
-              <w:right w:val="none" w:sz="0" w:space="0" w:color="000000"/>
-            </w:tcBorders>
-            <w:shd w:val="clear" w:color="auto" w:fill="FFFFFF"/>
-            <w:tcMar>
-              <w:top w:w="0" w:type="dxa"/>
-              <w:bottom w:w="0" w:type="dxa"/>
-              <w:left w:w="0" w:type="dxa"/>
-              <w:right w:w="0" w:type="dxa"/>
-            </w:tcMar>
-            <w:vAlign w:val="top"/>
-          </w:tcPr>
-          <w:p>
-            <w:pPr>
-              <w:pStyle w:val="Normal"/>
-              <w:jc w:val="center"/>
-              <w:pBdr>
-                <w:bottom w:val="none" w:sz="0" w:space="0" w:color="000000"/>
-                <w:top w:val="none" w:sz="0" w:space="0" w:color="000000"/>
-                <w:left w:val="none" w:sz="0" w:space="0" w:color="000000"/>
-                <w:right w:val="none" w:sz="0" w:space="0" w:color="000000"/>
-              </w:pBdr>
-              <w:spacing w:after="100" w:before="100" w:line="240"/>
-              <w:ind w:left="100" w:right="100" w:firstLine="0" w:firstLineChars="0"/>
-              <w:rPr>
-                <w:rFonts w:ascii="Helvetica" w:hAnsi="Helvetica" w:eastAsia="Helvetica" w:cs="Helvetica"/>
-                <w:i w:val="false"/>
-                <w:b w:val="false"/>
-                <w:u w:val="none"/>
-                <w:sz w:val="22"/>
-                <w:szCs w:val="22"/>
-                <w:color w:val="000000"/>
-              </w:rPr>
-            </w:pPr>
-            <w:r>
-              <w:rPr>
-                <w:rFonts w:ascii="Helvetica" w:hAnsi="Helvetica" w:eastAsia="Helvetica" w:cs="Helvetica"/>
-                <w:i w:val="false"/>
-                <w:b w:val="false"/>
-                <w:u w:val="none"/>
-                <w:sz w:val="22"/>
-                <w:szCs w:val="22"/>
-                <w:color w:val="000000"/>
-              </w:rPr>
-              <w:t xml:space="preserve">0.306</w:t>
+              <w:t xml:space="preserve">-6.7</w:t>
+            </w:r>
+          </w:p>
+        </w:tc>
+        <w:tc>
+          <w:tcPr>
+            <w:tcBorders>
+              <w:bottom w:val="none" w:sz="0" w:space="0" w:color="000000"/>
+              <w:top w:val="none" w:sz="0" w:space="0" w:color="000000"/>
+              <w:left w:val="none" w:sz="0" w:space="0" w:color="000000"/>
+              <w:right w:val="none" w:sz="0" w:space="0" w:color="000000"/>
+            </w:tcBorders>
+            <w:shd w:val="clear" w:color="auto" w:fill="FFFFFF"/>
+            <w:tcMar>
+              <w:top w:w="0" w:type="dxa"/>
+              <w:bottom w:w="0" w:type="dxa"/>
+              <w:left w:w="0" w:type="dxa"/>
+              <w:right w:w="0" w:type="dxa"/>
+            </w:tcMar>
+            <w:vAlign w:val="top"/>
+          </w:tcPr>
+          <w:p>
+            <w:pPr>
+              <w:pStyle w:val="Normal"/>
+              <w:jc w:val="center"/>
+              <w:pBdr>
+                <w:bottom w:val="none" w:sz="0" w:space="0" w:color="000000"/>
+                <w:top w:val="none" w:sz="0" w:space="0" w:color="000000"/>
+                <w:left w:val="none" w:sz="0" w:space="0" w:color="000000"/>
+                <w:right w:val="none" w:sz="0" w:space="0" w:color="000000"/>
+              </w:pBdr>
+              <w:spacing w:after="100" w:before="100" w:line="240"/>
+              <w:ind w:left="100" w:right="100" w:firstLine="0" w:firstLineChars="0"/>
+              <w:rPr>
+                <w:rFonts w:ascii="Helvetica" w:hAnsi="Helvetica" w:eastAsia="Helvetica" w:cs="Helvetica"/>
+                <w:i w:val="false"/>
+                <w:b w:val="false"/>
+                <w:u w:val="none"/>
+                <w:sz w:val="22"/>
+                <w:szCs w:val="22"/>
+                <w:color w:val="000000"/>
+              </w:rPr>
+            </w:pPr>
+            <w:r>
+              <w:rPr>
+                <w:rFonts w:ascii="Helvetica" w:hAnsi="Helvetica" w:eastAsia="Helvetica" w:cs="Helvetica"/>
+                <w:i w:val="false"/>
+                <w:b w:val="false"/>
+                <w:u w:val="none"/>
+                <w:sz w:val="22"/>
+                <w:szCs w:val="22"/>
+                <w:color w:val="000000"/>
+              </w:rPr>
+              <w:t xml:space="preserve">-14, 0.39</w:t>
+            </w:r>
+          </w:p>
+        </w:tc>
+        <w:tc>
+          <w:tcPr>
+            <w:tcBorders>
+              <w:bottom w:val="none" w:sz="0" w:space="0" w:color="000000"/>
+              <w:top w:val="none" w:sz="0" w:space="0" w:color="000000"/>
+              <w:left w:val="none" w:sz="0" w:space="0" w:color="000000"/>
+              <w:right w:val="none" w:sz="0" w:space="0" w:color="000000"/>
+            </w:tcBorders>
+            <w:shd w:val="clear" w:color="auto" w:fill="FFFFFF"/>
+            <w:tcMar>
+              <w:top w:w="0" w:type="dxa"/>
+              <w:bottom w:w="0" w:type="dxa"/>
+              <w:left w:w="0" w:type="dxa"/>
+              <w:right w:w="0" w:type="dxa"/>
+            </w:tcMar>
+            <w:vAlign w:val="top"/>
+          </w:tcPr>
+          <w:p>
+            <w:pPr>
+              <w:pStyle w:val="Normal"/>
+              <w:jc w:val="center"/>
+              <w:pBdr>
+                <w:bottom w:val="none" w:sz="0" w:space="0" w:color="000000"/>
+                <w:top w:val="none" w:sz="0" w:space="0" w:color="000000"/>
+                <w:left w:val="none" w:sz="0" w:space="0" w:color="000000"/>
+                <w:right w:val="none" w:sz="0" w:space="0" w:color="000000"/>
+              </w:pBdr>
+              <w:spacing w:after="100" w:before="100" w:line="240"/>
+              <w:ind w:left="100" w:right="100" w:firstLine="0" w:firstLineChars="0"/>
+              <w:rPr>
+                <w:rFonts w:ascii="Helvetica" w:hAnsi="Helvetica" w:eastAsia="Helvetica" w:cs="Helvetica"/>
+                <w:i w:val="false"/>
+                <w:b w:val="false"/>
+                <w:u w:val="none"/>
+                <w:sz w:val="22"/>
+                <w:szCs w:val="22"/>
+                <w:color w:val="000000"/>
+              </w:rPr>
+            </w:pPr>
+            <w:r>
+              <w:rPr>
+                <w:rFonts w:ascii="Helvetica" w:hAnsi="Helvetica" w:eastAsia="Helvetica" w:cs="Helvetica"/>
+                <w:i w:val="false"/>
+                <w:b w:val="false"/>
+                <w:u w:val="none"/>
+                <w:sz w:val="22"/>
+                <w:szCs w:val="22"/>
+                <w:color w:val="000000"/>
+              </w:rPr>
+              <w:t xml:space="preserve">0.064</w:t>
             </w:r>
           </w:p>
         </w:tc>
@@ -2526,113 +2526,113 @@
                 <w:szCs w:val="22"/>
                 <w:color w:val="000000"/>
               </w:rPr>
-              <w:t xml:space="preserve">-0.15</w:t>
-            </w:r>
-          </w:p>
-        </w:tc>
-        <w:tc>
-          <w:tcPr>
-            <w:tcBorders>
-              <w:bottom w:val="none" w:sz="0" w:space="0" w:color="000000"/>
-              <w:top w:val="none" w:sz="0" w:space="0" w:color="000000"/>
-              <w:left w:val="none" w:sz="0" w:space="0" w:color="000000"/>
-              <w:right w:val="none" w:sz="0" w:space="0" w:color="000000"/>
-            </w:tcBorders>
-            <w:shd w:val="clear" w:color="auto" w:fill="FFFFFF"/>
-            <w:tcMar>
-              <w:top w:w="0" w:type="dxa"/>
-              <w:bottom w:w="0" w:type="dxa"/>
-              <w:left w:w="0" w:type="dxa"/>
-              <w:right w:w="0" w:type="dxa"/>
-            </w:tcMar>
-            <w:vAlign w:val="top"/>
-          </w:tcPr>
-          <w:p>
-            <w:pPr>
-              <w:pStyle w:val="Normal"/>
-              <w:jc w:val="center"/>
-              <w:pBdr>
-                <w:bottom w:val="none" w:sz="0" w:space="0" w:color="000000"/>
-                <w:top w:val="none" w:sz="0" w:space="0" w:color="000000"/>
-                <w:left w:val="none" w:sz="0" w:space="0" w:color="000000"/>
-                <w:right w:val="none" w:sz="0" w:space="0" w:color="000000"/>
-              </w:pBdr>
-              <w:spacing w:after="100" w:before="100" w:line="240"/>
-              <w:ind w:left="100" w:right="100" w:firstLine="0" w:firstLineChars="0"/>
-              <w:rPr>
-                <w:rFonts w:ascii="Helvetica" w:hAnsi="Helvetica" w:eastAsia="Helvetica" w:cs="Helvetica"/>
-                <w:i w:val="false"/>
-                <w:b w:val="false"/>
-                <w:u w:val="none"/>
-                <w:sz w:val="22"/>
-                <w:szCs w:val="22"/>
-                <w:color w:val="000000"/>
-              </w:rPr>
-            </w:pPr>
-            <w:r>
-              <w:rPr>
-                <w:rFonts w:ascii="Helvetica" w:hAnsi="Helvetica" w:eastAsia="Helvetica" w:cs="Helvetica"/>
-                <w:i w:val="false"/>
-                <w:b w:val="false"/>
-                <w:u w:val="none"/>
-                <w:sz w:val="22"/>
-                <w:szCs w:val="22"/>
-                <w:color w:val="000000"/>
-              </w:rPr>
-              <w:t xml:space="preserve">-0.53, 0.23</w:t>
-            </w:r>
-          </w:p>
-        </w:tc>
-        <w:tc>
-          <w:tcPr>
-            <w:tcBorders>
-              <w:bottom w:val="none" w:sz="0" w:space="0" w:color="000000"/>
-              <w:top w:val="none" w:sz="0" w:space="0" w:color="000000"/>
-              <w:left w:val="none" w:sz="0" w:space="0" w:color="000000"/>
-              <w:right w:val="none" w:sz="0" w:space="0" w:color="000000"/>
-            </w:tcBorders>
-            <w:shd w:val="clear" w:color="auto" w:fill="FFFFFF"/>
-            <w:tcMar>
-              <w:top w:w="0" w:type="dxa"/>
-              <w:bottom w:w="0" w:type="dxa"/>
-              <w:left w:w="0" w:type="dxa"/>
-              <w:right w:w="0" w:type="dxa"/>
-            </w:tcMar>
-            <w:vAlign w:val="top"/>
-          </w:tcPr>
-          <w:p>
-            <w:pPr>
-              <w:pStyle w:val="Normal"/>
-              <w:jc w:val="center"/>
-              <w:pBdr>
-                <w:bottom w:val="none" w:sz="0" w:space="0" w:color="000000"/>
-                <w:top w:val="none" w:sz="0" w:space="0" w:color="000000"/>
-                <w:left w:val="none" w:sz="0" w:space="0" w:color="000000"/>
-                <w:right w:val="none" w:sz="0" w:space="0" w:color="000000"/>
-              </w:pBdr>
-              <w:spacing w:after="100" w:before="100" w:line="240"/>
-              <w:ind w:left="100" w:right="100" w:firstLine="0" w:firstLineChars="0"/>
-              <w:rPr>
-                <w:rFonts w:ascii="Helvetica" w:hAnsi="Helvetica" w:eastAsia="Helvetica" w:cs="Helvetica"/>
-                <w:i w:val="false"/>
-                <w:b w:val="false"/>
-                <w:u w:val="none"/>
-                <w:sz w:val="22"/>
-                <w:szCs w:val="22"/>
-                <w:color w:val="000000"/>
-              </w:rPr>
-            </w:pPr>
-            <w:r>
-              <w:rPr>
-                <w:rFonts w:ascii="Helvetica" w:hAnsi="Helvetica" w:eastAsia="Helvetica" w:cs="Helvetica"/>
-                <w:i w:val="false"/>
-                <w:b w:val="false"/>
-                <w:u w:val="none"/>
-                <w:sz w:val="22"/>
-                <w:szCs w:val="22"/>
-                <w:color w:val="000000"/>
-              </w:rPr>
-              <w:t xml:space="preserve">0.430</w:t>
+              <w:t xml:space="preserve">-0.13</w:t>
+            </w:r>
+          </w:p>
+        </w:tc>
+        <w:tc>
+          <w:tcPr>
+            <w:tcBorders>
+              <w:bottom w:val="none" w:sz="0" w:space="0" w:color="000000"/>
+              <w:top w:val="none" w:sz="0" w:space="0" w:color="000000"/>
+              <w:left w:val="none" w:sz="0" w:space="0" w:color="000000"/>
+              <w:right w:val="none" w:sz="0" w:space="0" w:color="000000"/>
+            </w:tcBorders>
+            <w:shd w:val="clear" w:color="auto" w:fill="FFFFFF"/>
+            <w:tcMar>
+              <w:top w:w="0" w:type="dxa"/>
+              <w:bottom w:w="0" w:type="dxa"/>
+              <w:left w:w="0" w:type="dxa"/>
+              <w:right w:w="0" w:type="dxa"/>
+            </w:tcMar>
+            <w:vAlign w:val="top"/>
+          </w:tcPr>
+          <w:p>
+            <w:pPr>
+              <w:pStyle w:val="Normal"/>
+              <w:jc w:val="center"/>
+              <w:pBdr>
+                <w:bottom w:val="none" w:sz="0" w:space="0" w:color="000000"/>
+                <w:top w:val="none" w:sz="0" w:space="0" w:color="000000"/>
+                <w:left w:val="none" w:sz="0" w:space="0" w:color="000000"/>
+                <w:right w:val="none" w:sz="0" w:space="0" w:color="000000"/>
+              </w:pBdr>
+              <w:spacing w:after="100" w:before="100" w:line="240"/>
+              <w:ind w:left="100" w:right="100" w:firstLine="0" w:firstLineChars="0"/>
+              <w:rPr>
+                <w:rFonts w:ascii="Helvetica" w:hAnsi="Helvetica" w:eastAsia="Helvetica" w:cs="Helvetica"/>
+                <w:i w:val="false"/>
+                <w:b w:val="false"/>
+                <w:u w:val="none"/>
+                <w:sz w:val="22"/>
+                <w:szCs w:val="22"/>
+                <w:color w:val="000000"/>
+              </w:rPr>
+            </w:pPr>
+            <w:r>
+              <w:rPr>
+                <w:rFonts w:ascii="Helvetica" w:hAnsi="Helvetica" w:eastAsia="Helvetica" w:cs="Helvetica"/>
+                <w:i w:val="false"/>
+                <w:b w:val="false"/>
+                <w:u w:val="none"/>
+                <w:sz w:val="22"/>
+                <w:szCs w:val="22"/>
+                <w:color w:val="000000"/>
+              </w:rPr>
+              <w:t xml:space="preserve">-0.47, 0.21</w:t>
+            </w:r>
+          </w:p>
+        </w:tc>
+        <w:tc>
+          <w:tcPr>
+            <w:tcBorders>
+              <w:bottom w:val="none" w:sz="0" w:space="0" w:color="000000"/>
+              <w:top w:val="none" w:sz="0" w:space="0" w:color="000000"/>
+              <w:left w:val="none" w:sz="0" w:space="0" w:color="000000"/>
+              <w:right w:val="none" w:sz="0" w:space="0" w:color="000000"/>
+            </w:tcBorders>
+            <w:shd w:val="clear" w:color="auto" w:fill="FFFFFF"/>
+            <w:tcMar>
+              <w:top w:w="0" w:type="dxa"/>
+              <w:bottom w:w="0" w:type="dxa"/>
+              <w:left w:w="0" w:type="dxa"/>
+              <w:right w:w="0" w:type="dxa"/>
+            </w:tcMar>
+            <w:vAlign w:val="top"/>
+          </w:tcPr>
+          <w:p>
+            <w:pPr>
+              <w:pStyle w:val="Normal"/>
+              <w:jc w:val="center"/>
+              <w:pBdr>
+                <w:bottom w:val="none" w:sz="0" w:space="0" w:color="000000"/>
+                <w:top w:val="none" w:sz="0" w:space="0" w:color="000000"/>
+                <w:left w:val="none" w:sz="0" w:space="0" w:color="000000"/>
+                <w:right w:val="none" w:sz="0" w:space="0" w:color="000000"/>
+              </w:pBdr>
+              <w:spacing w:after="100" w:before="100" w:line="240"/>
+              <w:ind w:left="100" w:right="100" w:firstLine="0" w:firstLineChars="0"/>
+              <w:rPr>
+                <w:rFonts w:ascii="Helvetica" w:hAnsi="Helvetica" w:eastAsia="Helvetica" w:cs="Helvetica"/>
+                <w:i w:val="false"/>
+                <w:b w:val="false"/>
+                <w:u w:val="none"/>
+                <w:sz w:val="22"/>
+                <w:szCs w:val="22"/>
+                <w:color w:val="000000"/>
+              </w:rPr>
+            </w:pPr>
+            <w:r>
+              <w:rPr>
+                <w:rFonts w:ascii="Helvetica" w:hAnsi="Helvetica" w:eastAsia="Helvetica" w:cs="Helvetica"/>
+                <w:i w:val="false"/>
+                <w:b w:val="false"/>
+                <w:u w:val="none"/>
+                <w:sz w:val="22"/>
+                <w:szCs w:val="22"/>
+                <w:color w:val="000000"/>
+              </w:rPr>
+              <w:t xml:space="preserve">0.462</w:t>
             </w:r>
           </w:p>
         </w:tc>
@@ -3975,113 +3975,113 @@
                 <w:szCs w:val="22"/>
                 <w:color w:val="000000"/>
               </w:rPr>
-              <w:t xml:space="preserve">-10</w:t>
-            </w:r>
-          </w:p>
-        </w:tc>
-        <w:tc>
-          <w:tcPr>
-            <w:tcBorders>
-              <w:bottom w:val="none" w:sz="0" w:space="0" w:color="000000"/>
-              <w:top w:val="none" w:sz="0" w:space="0" w:color="000000"/>
-              <w:left w:val="none" w:sz="0" w:space="0" w:color="000000"/>
-              <w:right w:val="none" w:sz="0" w:space="0" w:color="000000"/>
-            </w:tcBorders>
-            <w:shd w:val="clear" w:color="auto" w:fill="FFFFFF"/>
-            <w:tcMar>
-              <w:top w:w="0" w:type="dxa"/>
-              <w:bottom w:w="0" w:type="dxa"/>
-              <w:left w:w="0" w:type="dxa"/>
-              <w:right w:w="0" w:type="dxa"/>
-            </w:tcMar>
-            <w:vAlign w:val="top"/>
-          </w:tcPr>
-          <w:p>
-            <w:pPr>
-              <w:pStyle w:val="Normal"/>
-              <w:jc w:val="center"/>
-              <w:pBdr>
-                <w:bottom w:val="none" w:sz="0" w:space="0" w:color="000000"/>
-                <w:top w:val="none" w:sz="0" w:space="0" w:color="000000"/>
-                <w:left w:val="none" w:sz="0" w:space="0" w:color="000000"/>
-                <w:right w:val="none" w:sz="0" w:space="0" w:color="000000"/>
-              </w:pBdr>
-              <w:spacing w:after="100" w:before="100" w:line="240"/>
-              <w:ind w:left="100" w:right="100" w:firstLine="0" w:firstLineChars="0"/>
-              <w:rPr>
-                <w:rFonts w:ascii="Helvetica" w:hAnsi="Helvetica" w:eastAsia="Helvetica" w:cs="Helvetica"/>
-                <w:i w:val="false"/>
-                <w:b w:val="false"/>
-                <w:u w:val="none"/>
-                <w:sz w:val="22"/>
-                <w:szCs w:val="22"/>
-                <w:color w:val="000000"/>
-              </w:rPr>
-            </w:pPr>
-            <w:r>
-              <w:rPr>
-                <w:rFonts w:ascii="Helvetica" w:hAnsi="Helvetica" w:eastAsia="Helvetica" w:cs="Helvetica"/>
-                <w:i w:val="false"/>
-                <w:b w:val="false"/>
-                <w:u w:val="none"/>
-                <w:sz w:val="22"/>
-                <w:szCs w:val="22"/>
-                <w:color w:val="000000"/>
-              </w:rPr>
-              <w:t xml:space="preserve">-29, 9.1</w:t>
-            </w:r>
-          </w:p>
-        </w:tc>
-        <w:tc>
-          <w:tcPr>
-            <w:tcBorders>
-              <w:bottom w:val="none" w:sz="0" w:space="0" w:color="000000"/>
-              <w:top w:val="none" w:sz="0" w:space="0" w:color="000000"/>
-              <w:left w:val="none" w:sz="0" w:space="0" w:color="000000"/>
-              <w:right w:val="none" w:sz="0" w:space="0" w:color="000000"/>
-            </w:tcBorders>
-            <w:shd w:val="clear" w:color="auto" w:fill="FFFFFF"/>
-            <w:tcMar>
-              <w:top w:w="0" w:type="dxa"/>
-              <w:bottom w:w="0" w:type="dxa"/>
-              <w:left w:w="0" w:type="dxa"/>
-              <w:right w:w="0" w:type="dxa"/>
-            </w:tcMar>
-            <w:vAlign w:val="top"/>
-          </w:tcPr>
-          <w:p>
-            <w:pPr>
-              <w:pStyle w:val="Normal"/>
-              <w:jc w:val="center"/>
-              <w:pBdr>
-                <w:bottom w:val="none" w:sz="0" w:space="0" w:color="000000"/>
-                <w:top w:val="none" w:sz="0" w:space="0" w:color="000000"/>
-                <w:left w:val="none" w:sz="0" w:space="0" w:color="000000"/>
-                <w:right w:val="none" w:sz="0" w:space="0" w:color="000000"/>
-              </w:pBdr>
-              <w:spacing w:after="100" w:before="100" w:line="240"/>
-              <w:ind w:left="100" w:right="100" w:firstLine="0" w:firstLineChars="0"/>
-              <w:rPr>
-                <w:rFonts w:ascii="Helvetica" w:hAnsi="Helvetica" w:eastAsia="Helvetica" w:cs="Helvetica"/>
-                <w:i w:val="false"/>
-                <w:b w:val="false"/>
-                <w:u w:val="none"/>
-                <w:sz w:val="22"/>
-                <w:szCs w:val="22"/>
-                <w:color w:val="000000"/>
-              </w:rPr>
-            </w:pPr>
-            <w:r>
-              <w:rPr>
-                <w:rFonts w:ascii="Helvetica" w:hAnsi="Helvetica" w:eastAsia="Helvetica" w:cs="Helvetica"/>
-                <w:i w:val="false"/>
-                <w:b w:val="false"/>
-                <w:u w:val="none"/>
-                <w:sz w:val="22"/>
-                <w:szCs w:val="22"/>
-                <w:color w:val="000000"/>
-              </w:rPr>
-              <w:t xml:space="preserve">0.299</w:t>
+              <w:t xml:space="preserve">-12</w:t>
+            </w:r>
+          </w:p>
+        </w:tc>
+        <w:tc>
+          <w:tcPr>
+            <w:tcBorders>
+              <w:bottom w:val="none" w:sz="0" w:space="0" w:color="000000"/>
+              <w:top w:val="none" w:sz="0" w:space="0" w:color="000000"/>
+              <w:left w:val="none" w:sz="0" w:space="0" w:color="000000"/>
+              <w:right w:val="none" w:sz="0" w:space="0" w:color="000000"/>
+            </w:tcBorders>
+            <w:shd w:val="clear" w:color="auto" w:fill="FFFFFF"/>
+            <w:tcMar>
+              <w:top w:w="0" w:type="dxa"/>
+              <w:bottom w:w="0" w:type="dxa"/>
+              <w:left w:w="0" w:type="dxa"/>
+              <w:right w:w="0" w:type="dxa"/>
+            </w:tcMar>
+            <w:vAlign w:val="top"/>
+          </w:tcPr>
+          <w:p>
+            <w:pPr>
+              <w:pStyle w:val="Normal"/>
+              <w:jc w:val="center"/>
+              <w:pBdr>
+                <w:bottom w:val="none" w:sz="0" w:space="0" w:color="000000"/>
+                <w:top w:val="none" w:sz="0" w:space="0" w:color="000000"/>
+                <w:left w:val="none" w:sz="0" w:space="0" w:color="000000"/>
+                <w:right w:val="none" w:sz="0" w:space="0" w:color="000000"/>
+              </w:pBdr>
+              <w:spacing w:after="100" w:before="100" w:line="240"/>
+              <w:ind w:left="100" w:right="100" w:firstLine="0" w:firstLineChars="0"/>
+              <w:rPr>
+                <w:rFonts w:ascii="Helvetica" w:hAnsi="Helvetica" w:eastAsia="Helvetica" w:cs="Helvetica"/>
+                <w:i w:val="false"/>
+                <w:b w:val="false"/>
+                <w:u w:val="none"/>
+                <w:sz w:val="22"/>
+                <w:szCs w:val="22"/>
+                <w:color w:val="000000"/>
+              </w:rPr>
+            </w:pPr>
+            <w:r>
+              <w:rPr>
+                <w:rFonts w:ascii="Helvetica" w:hAnsi="Helvetica" w:eastAsia="Helvetica" w:cs="Helvetica"/>
+                <w:i w:val="false"/>
+                <w:b w:val="false"/>
+                <w:u w:val="none"/>
+                <w:sz w:val="22"/>
+                <w:szCs w:val="22"/>
+                <w:color w:val="000000"/>
+              </w:rPr>
+              <w:t xml:space="preserve">-31, 6.5</w:t>
+            </w:r>
+          </w:p>
+        </w:tc>
+        <w:tc>
+          <w:tcPr>
+            <w:tcBorders>
+              <w:bottom w:val="none" w:sz="0" w:space="0" w:color="000000"/>
+              <w:top w:val="none" w:sz="0" w:space="0" w:color="000000"/>
+              <w:left w:val="none" w:sz="0" w:space="0" w:color="000000"/>
+              <w:right w:val="none" w:sz="0" w:space="0" w:color="000000"/>
+            </w:tcBorders>
+            <w:shd w:val="clear" w:color="auto" w:fill="FFFFFF"/>
+            <w:tcMar>
+              <w:top w:w="0" w:type="dxa"/>
+              <w:bottom w:w="0" w:type="dxa"/>
+              <w:left w:w="0" w:type="dxa"/>
+              <w:right w:w="0" w:type="dxa"/>
+            </w:tcMar>
+            <w:vAlign w:val="top"/>
+          </w:tcPr>
+          <w:p>
+            <w:pPr>
+              <w:pStyle w:val="Normal"/>
+              <w:jc w:val="center"/>
+              <w:pBdr>
+                <w:bottom w:val="none" w:sz="0" w:space="0" w:color="000000"/>
+                <w:top w:val="none" w:sz="0" w:space="0" w:color="000000"/>
+                <w:left w:val="none" w:sz="0" w:space="0" w:color="000000"/>
+                <w:right w:val="none" w:sz="0" w:space="0" w:color="000000"/>
+              </w:pBdr>
+              <w:spacing w:after="100" w:before="100" w:line="240"/>
+              <w:ind w:left="100" w:right="100" w:firstLine="0" w:firstLineChars="0"/>
+              <w:rPr>
+                <w:rFonts w:ascii="Helvetica" w:hAnsi="Helvetica" w:eastAsia="Helvetica" w:cs="Helvetica"/>
+                <w:i w:val="false"/>
+                <w:b w:val="false"/>
+                <w:u w:val="none"/>
+                <w:sz w:val="22"/>
+                <w:szCs w:val="22"/>
+                <w:color w:val="000000"/>
+              </w:rPr>
+            </w:pPr>
+            <w:r>
+              <w:rPr>
+                <w:rFonts w:ascii="Helvetica" w:hAnsi="Helvetica" w:eastAsia="Helvetica" w:cs="Helvetica"/>
+                <w:i w:val="false"/>
+                <w:b w:val="false"/>
+                <w:u w:val="none"/>
+                <w:sz w:val="22"/>
+                <w:szCs w:val="22"/>
+                <w:color w:val="000000"/>
+              </w:rPr>
+              <w:t xml:space="preserve">0.197</w:t>
             </w:r>
           </w:p>
         </w:tc>
@@ -4458,113 +4458,113 @@
                 <w:szCs w:val="22"/>
                 <w:color w:val="000000"/>
               </w:rPr>
-              <w:t xml:space="preserve">0.75</w:t>
-            </w:r>
-          </w:p>
-        </w:tc>
-        <w:tc>
-          <w:tcPr>
-            <w:tcBorders>
-              <w:bottom w:val="none" w:sz="0" w:space="0" w:color="000000"/>
-              <w:top w:val="none" w:sz="0" w:space="0" w:color="000000"/>
-              <w:left w:val="none" w:sz="0" w:space="0" w:color="000000"/>
-              <w:right w:val="none" w:sz="0" w:space="0" w:color="000000"/>
-            </w:tcBorders>
-            <w:shd w:val="clear" w:color="auto" w:fill="FFFFFF"/>
-            <w:tcMar>
-              <w:top w:w="0" w:type="dxa"/>
-              <w:bottom w:w="0" w:type="dxa"/>
-              <w:left w:w="0" w:type="dxa"/>
-              <w:right w:w="0" w:type="dxa"/>
-            </w:tcMar>
-            <w:vAlign w:val="top"/>
-          </w:tcPr>
-          <w:p>
-            <w:pPr>
-              <w:pStyle w:val="Normal"/>
-              <w:jc w:val="center"/>
-              <w:pBdr>
-                <w:bottom w:val="none" w:sz="0" w:space="0" w:color="000000"/>
-                <w:top w:val="none" w:sz="0" w:space="0" w:color="000000"/>
-                <w:left w:val="none" w:sz="0" w:space="0" w:color="000000"/>
-                <w:right w:val="none" w:sz="0" w:space="0" w:color="000000"/>
-              </w:pBdr>
-              <w:spacing w:after="100" w:before="100" w:line="240"/>
-              <w:ind w:left="100" w:right="100" w:firstLine="0" w:firstLineChars="0"/>
-              <w:rPr>
-                <w:rFonts w:ascii="Helvetica" w:hAnsi="Helvetica" w:eastAsia="Helvetica" w:cs="Helvetica"/>
-                <w:i w:val="false"/>
-                <w:b w:val="false"/>
-                <w:u w:val="none"/>
-                <w:sz w:val="22"/>
-                <w:szCs w:val="22"/>
-                <w:color w:val="000000"/>
-              </w:rPr>
-            </w:pPr>
-            <w:r>
-              <w:rPr>
-                <w:rFonts w:ascii="Helvetica" w:hAnsi="Helvetica" w:eastAsia="Helvetica" w:cs="Helvetica"/>
-                <w:i w:val="false"/>
-                <w:b w:val="false"/>
-                <w:u w:val="none"/>
-                <w:sz w:val="22"/>
-                <w:szCs w:val="22"/>
-                <w:color w:val="000000"/>
-              </w:rPr>
-              <w:t xml:space="preserve">-0.55, 2.1</w:t>
-            </w:r>
-          </w:p>
-        </w:tc>
-        <w:tc>
-          <w:tcPr>
-            <w:tcBorders>
-              <w:bottom w:val="none" w:sz="0" w:space="0" w:color="000000"/>
-              <w:top w:val="none" w:sz="0" w:space="0" w:color="000000"/>
-              <w:left w:val="none" w:sz="0" w:space="0" w:color="000000"/>
-              <w:right w:val="none" w:sz="0" w:space="0" w:color="000000"/>
-            </w:tcBorders>
-            <w:shd w:val="clear" w:color="auto" w:fill="FFFFFF"/>
-            <w:tcMar>
-              <w:top w:w="0" w:type="dxa"/>
-              <w:bottom w:w="0" w:type="dxa"/>
-              <w:left w:w="0" w:type="dxa"/>
-              <w:right w:w="0" w:type="dxa"/>
-            </w:tcMar>
-            <w:vAlign w:val="top"/>
-          </w:tcPr>
-          <w:p>
-            <w:pPr>
-              <w:pStyle w:val="Normal"/>
-              <w:jc w:val="center"/>
-              <w:pBdr>
-                <w:bottom w:val="none" w:sz="0" w:space="0" w:color="000000"/>
-                <w:top w:val="none" w:sz="0" w:space="0" w:color="000000"/>
-                <w:left w:val="none" w:sz="0" w:space="0" w:color="000000"/>
-                <w:right w:val="none" w:sz="0" w:space="0" w:color="000000"/>
-              </w:pBdr>
-              <w:spacing w:after="100" w:before="100" w:line="240"/>
-              <w:ind w:left="100" w:right="100" w:firstLine="0" w:firstLineChars="0"/>
-              <w:rPr>
-                <w:rFonts w:ascii="Helvetica" w:hAnsi="Helvetica" w:eastAsia="Helvetica" w:cs="Helvetica"/>
-                <w:i w:val="false"/>
-                <w:b w:val="false"/>
-                <w:u w:val="none"/>
-                <w:sz w:val="22"/>
-                <w:szCs w:val="22"/>
-                <w:color w:val="000000"/>
-              </w:rPr>
-            </w:pPr>
-            <w:r>
-              <w:rPr>
-                <w:rFonts w:ascii="Helvetica" w:hAnsi="Helvetica" w:eastAsia="Helvetica" w:cs="Helvetica"/>
-                <w:i w:val="false"/>
-                <w:b w:val="false"/>
-                <w:u w:val="none"/>
-                <w:sz w:val="22"/>
-                <w:szCs w:val="22"/>
-                <w:color w:val="000000"/>
-              </w:rPr>
-              <w:t xml:space="preserve">0.254</w:t>
+              <w:t xml:space="preserve">0.74</w:t>
+            </w:r>
+          </w:p>
+        </w:tc>
+        <w:tc>
+          <w:tcPr>
+            <w:tcBorders>
+              <w:bottom w:val="none" w:sz="0" w:space="0" w:color="000000"/>
+              <w:top w:val="none" w:sz="0" w:space="0" w:color="000000"/>
+              <w:left w:val="none" w:sz="0" w:space="0" w:color="000000"/>
+              <w:right w:val="none" w:sz="0" w:space="0" w:color="000000"/>
+            </w:tcBorders>
+            <w:shd w:val="clear" w:color="auto" w:fill="FFFFFF"/>
+            <w:tcMar>
+              <w:top w:w="0" w:type="dxa"/>
+              <w:bottom w:w="0" w:type="dxa"/>
+              <w:left w:w="0" w:type="dxa"/>
+              <w:right w:w="0" w:type="dxa"/>
+            </w:tcMar>
+            <w:vAlign w:val="top"/>
+          </w:tcPr>
+          <w:p>
+            <w:pPr>
+              <w:pStyle w:val="Normal"/>
+              <w:jc w:val="center"/>
+              <w:pBdr>
+                <w:bottom w:val="none" w:sz="0" w:space="0" w:color="000000"/>
+                <w:top w:val="none" w:sz="0" w:space="0" w:color="000000"/>
+                <w:left w:val="none" w:sz="0" w:space="0" w:color="000000"/>
+                <w:right w:val="none" w:sz="0" w:space="0" w:color="000000"/>
+              </w:pBdr>
+              <w:spacing w:after="100" w:before="100" w:line="240"/>
+              <w:ind w:left="100" w:right="100" w:firstLine="0" w:firstLineChars="0"/>
+              <w:rPr>
+                <w:rFonts w:ascii="Helvetica" w:hAnsi="Helvetica" w:eastAsia="Helvetica" w:cs="Helvetica"/>
+                <w:i w:val="false"/>
+                <w:b w:val="false"/>
+                <w:u w:val="none"/>
+                <w:sz w:val="22"/>
+                <w:szCs w:val="22"/>
+                <w:color w:val="000000"/>
+              </w:rPr>
+            </w:pPr>
+            <w:r>
+              <w:rPr>
+                <w:rFonts w:ascii="Helvetica" w:hAnsi="Helvetica" w:eastAsia="Helvetica" w:cs="Helvetica"/>
+                <w:i w:val="false"/>
+                <w:b w:val="false"/>
+                <w:u w:val="none"/>
+                <w:sz w:val="22"/>
+                <w:szCs w:val="22"/>
+                <w:color w:val="000000"/>
+              </w:rPr>
+              <w:t xml:space="preserve">-0.55, 2.0</w:t>
+            </w:r>
+          </w:p>
+        </w:tc>
+        <w:tc>
+          <w:tcPr>
+            <w:tcBorders>
+              <w:bottom w:val="none" w:sz="0" w:space="0" w:color="000000"/>
+              <w:top w:val="none" w:sz="0" w:space="0" w:color="000000"/>
+              <w:left w:val="none" w:sz="0" w:space="0" w:color="000000"/>
+              <w:right w:val="none" w:sz="0" w:space="0" w:color="000000"/>
+            </w:tcBorders>
+            <w:shd w:val="clear" w:color="auto" w:fill="FFFFFF"/>
+            <w:tcMar>
+              <w:top w:w="0" w:type="dxa"/>
+              <w:bottom w:w="0" w:type="dxa"/>
+              <w:left w:w="0" w:type="dxa"/>
+              <w:right w:w="0" w:type="dxa"/>
+            </w:tcMar>
+            <w:vAlign w:val="top"/>
+          </w:tcPr>
+          <w:p>
+            <w:pPr>
+              <w:pStyle w:val="Normal"/>
+              <w:jc w:val="center"/>
+              <w:pBdr>
+                <w:bottom w:val="none" w:sz="0" w:space="0" w:color="000000"/>
+                <w:top w:val="none" w:sz="0" w:space="0" w:color="000000"/>
+                <w:left w:val="none" w:sz="0" w:space="0" w:color="000000"/>
+                <w:right w:val="none" w:sz="0" w:space="0" w:color="000000"/>
+              </w:pBdr>
+              <w:spacing w:after="100" w:before="100" w:line="240"/>
+              <w:ind w:left="100" w:right="100" w:firstLine="0" w:firstLineChars="0"/>
+              <w:rPr>
+                <w:rFonts w:ascii="Helvetica" w:hAnsi="Helvetica" w:eastAsia="Helvetica" w:cs="Helvetica"/>
+                <w:i w:val="false"/>
+                <w:b w:val="false"/>
+                <w:u w:val="none"/>
+                <w:sz w:val="22"/>
+                <w:szCs w:val="22"/>
+                <w:color w:val="000000"/>
+              </w:rPr>
+            </w:pPr>
+            <w:r>
+              <w:rPr>
+                <w:rFonts w:ascii="Helvetica" w:hAnsi="Helvetica" w:eastAsia="Helvetica" w:cs="Helvetica"/>
+                <w:i w:val="false"/>
+                <w:b w:val="false"/>
+                <w:u w:val="none"/>
+                <w:sz w:val="22"/>
+                <w:szCs w:val="22"/>
+                <w:color w:val="000000"/>
+              </w:rPr>
+              <w:t xml:space="preserve">0.255</w:t>
             </w:r>
           </w:p>
         </w:tc>
@@ -5907,113 +5907,113 @@
                 <w:szCs w:val="22"/>
                 <w:color w:val="000000"/>
               </w:rPr>
-              <w:t xml:space="preserve">1.2</w:t>
-            </w:r>
-          </w:p>
-        </w:tc>
-        <w:tc>
-          <w:tcPr>
-            <w:tcBorders>
-              <w:bottom w:val="none" w:sz="0" w:space="0" w:color="000000"/>
-              <w:top w:val="none" w:sz="0" w:space="0" w:color="000000"/>
-              <w:left w:val="none" w:sz="0" w:space="0" w:color="000000"/>
-              <w:right w:val="none" w:sz="0" w:space="0" w:color="000000"/>
-            </w:tcBorders>
-            <w:shd w:val="clear" w:color="auto" w:fill="FFFFFF"/>
-            <w:tcMar>
-              <w:top w:w="0" w:type="dxa"/>
-              <w:bottom w:w="0" w:type="dxa"/>
-              <w:left w:w="0" w:type="dxa"/>
-              <w:right w:w="0" w:type="dxa"/>
-            </w:tcMar>
-            <w:vAlign w:val="top"/>
-          </w:tcPr>
-          <w:p>
-            <w:pPr>
-              <w:pStyle w:val="Normal"/>
-              <w:jc w:val="center"/>
-              <w:pBdr>
-                <w:bottom w:val="none" w:sz="0" w:space="0" w:color="000000"/>
-                <w:top w:val="none" w:sz="0" w:space="0" w:color="000000"/>
-                <w:left w:val="none" w:sz="0" w:space="0" w:color="000000"/>
-                <w:right w:val="none" w:sz="0" w:space="0" w:color="000000"/>
-              </w:pBdr>
-              <w:spacing w:after="100" w:before="100" w:line="240"/>
-              <w:ind w:left="100" w:right="100" w:firstLine="0" w:firstLineChars="0"/>
-              <w:rPr>
-                <w:rFonts w:ascii="Helvetica" w:hAnsi="Helvetica" w:eastAsia="Helvetica" w:cs="Helvetica"/>
-                <w:i w:val="false"/>
-                <w:b w:val="false"/>
-                <w:u w:val="none"/>
-                <w:sz w:val="22"/>
-                <w:szCs w:val="22"/>
-                <w:color w:val="000000"/>
-              </w:rPr>
-            </w:pPr>
-            <w:r>
-              <w:rPr>
-                <w:rFonts w:ascii="Helvetica" w:hAnsi="Helvetica" w:eastAsia="Helvetica" w:cs="Helvetica"/>
-                <w:i w:val="false"/>
-                <w:b w:val="false"/>
-                <w:u w:val="none"/>
-                <w:sz w:val="22"/>
-                <w:szCs w:val="22"/>
-                <w:color w:val="000000"/>
-              </w:rPr>
-              <w:t xml:space="preserve">-5.9, 8.3</w:t>
-            </w:r>
-          </w:p>
-        </w:tc>
-        <w:tc>
-          <w:tcPr>
-            <w:tcBorders>
-              <w:bottom w:val="none" w:sz="0" w:space="0" w:color="000000"/>
-              <w:top w:val="none" w:sz="0" w:space="0" w:color="000000"/>
-              <w:left w:val="none" w:sz="0" w:space="0" w:color="000000"/>
-              <w:right w:val="none" w:sz="0" w:space="0" w:color="000000"/>
-            </w:tcBorders>
-            <w:shd w:val="clear" w:color="auto" w:fill="FFFFFF"/>
-            <w:tcMar>
-              <w:top w:w="0" w:type="dxa"/>
-              <w:bottom w:w="0" w:type="dxa"/>
-              <w:left w:w="0" w:type="dxa"/>
-              <w:right w:w="0" w:type="dxa"/>
-            </w:tcMar>
-            <w:vAlign w:val="top"/>
-          </w:tcPr>
-          <w:p>
-            <w:pPr>
-              <w:pStyle w:val="Normal"/>
-              <w:jc w:val="center"/>
-              <w:pBdr>
-                <w:bottom w:val="none" w:sz="0" w:space="0" w:color="000000"/>
-                <w:top w:val="none" w:sz="0" w:space="0" w:color="000000"/>
-                <w:left w:val="none" w:sz="0" w:space="0" w:color="000000"/>
-                <w:right w:val="none" w:sz="0" w:space="0" w:color="000000"/>
-              </w:pBdr>
-              <w:spacing w:after="100" w:before="100" w:line="240"/>
-              <w:ind w:left="100" w:right="100" w:firstLine="0" w:firstLineChars="0"/>
-              <w:rPr>
-                <w:rFonts w:ascii="Helvetica" w:hAnsi="Helvetica" w:eastAsia="Helvetica" w:cs="Helvetica"/>
-                <w:i w:val="false"/>
-                <w:b w:val="false"/>
-                <w:u w:val="none"/>
-                <w:sz w:val="22"/>
-                <w:szCs w:val="22"/>
-                <w:color w:val="000000"/>
-              </w:rPr>
-            </w:pPr>
-            <w:r>
-              <w:rPr>
-                <w:rFonts w:ascii="Helvetica" w:hAnsi="Helvetica" w:eastAsia="Helvetica" w:cs="Helvetica"/>
-                <w:i w:val="false"/>
-                <w:b w:val="false"/>
-                <w:u w:val="none"/>
-                <w:sz w:val="22"/>
-                <w:szCs w:val="22"/>
-                <w:color w:val="000000"/>
-              </w:rPr>
-              <w:t xml:space="preserve">0.735</w:t>
+              <w:t xml:space="preserve">0.47</w:t>
+            </w:r>
+          </w:p>
+        </w:tc>
+        <w:tc>
+          <w:tcPr>
+            <w:tcBorders>
+              <w:bottom w:val="none" w:sz="0" w:space="0" w:color="000000"/>
+              <w:top w:val="none" w:sz="0" w:space="0" w:color="000000"/>
+              <w:left w:val="none" w:sz="0" w:space="0" w:color="000000"/>
+              <w:right w:val="none" w:sz="0" w:space="0" w:color="000000"/>
+            </w:tcBorders>
+            <w:shd w:val="clear" w:color="auto" w:fill="FFFFFF"/>
+            <w:tcMar>
+              <w:top w:w="0" w:type="dxa"/>
+              <w:bottom w:w="0" w:type="dxa"/>
+              <w:left w:w="0" w:type="dxa"/>
+              <w:right w:w="0" w:type="dxa"/>
+            </w:tcMar>
+            <w:vAlign w:val="top"/>
+          </w:tcPr>
+          <w:p>
+            <w:pPr>
+              <w:pStyle w:val="Normal"/>
+              <w:jc w:val="center"/>
+              <w:pBdr>
+                <w:bottom w:val="none" w:sz="0" w:space="0" w:color="000000"/>
+                <w:top w:val="none" w:sz="0" w:space="0" w:color="000000"/>
+                <w:left w:val="none" w:sz="0" w:space="0" w:color="000000"/>
+                <w:right w:val="none" w:sz="0" w:space="0" w:color="000000"/>
+              </w:pBdr>
+              <w:spacing w:after="100" w:before="100" w:line="240"/>
+              <w:ind w:left="100" w:right="100" w:firstLine="0" w:firstLineChars="0"/>
+              <w:rPr>
+                <w:rFonts w:ascii="Helvetica" w:hAnsi="Helvetica" w:eastAsia="Helvetica" w:cs="Helvetica"/>
+                <w:i w:val="false"/>
+                <w:b w:val="false"/>
+                <w:u w:val="none"/>
+                <w:sz w:val="22"/>
+                <w:szCs w:val="22"/>
+                <w:color w:val="000000"/>
+              </w:rPr>
+            </w:pPr>
+            <w:r>
+              <w:rPr>
+                <w:rFonts w:ascii="Helvetica" w:hAnsi="Helvetica" w:eastAsia="Helvetica" w:cs="Helvetica"/>
+                <w:i w:val="false"/>
+                <w:b w:val="false"/>
+                <w:u w:val="none"/>
+                <w:sz w:val="22"/>
+                <w:szCs w:val="22"/>
+                <w:color w:val="000000"/>
+              </w:rPr>
+              <w:t xml:space="preserve">-6.6, 7.5</w:t>
+            </w:r>
+          </w:p>
+        </w:tc>
+        <w:tc>
+          <w:tcPr>
+            <w:tcBorders>
+              <w:bottom w:val="none" w:sz="0" w:space="0" w:color="000000"/>
+              <w:top w:val="none" w:sz="0" w:space="0" w:color="000000"/>
+              <w:left w:val="none" w:sz="0" w:space="0" w:color="000000"/>
+              <w:right w:val="none" w:sz="0" w:space="0" w:color="000000"/>
+            </w:tcBorders>
+            <w:shd w:val="clear" w:color="auto" w:fill="FFFFFF"/>
+            <w:tcMar>
+              <w:top w:w="0" w:type="dxa"/>
+              <w:bottom w:w="0" w:type="dxa"/>
+              <w:left w:w="0" w:type="dxa"/>
+              <w:right w:w="0" w:type="dxa"/>
+            </w:tcMar>
+            <w:vAlign w:val="top"/>
+          </w:tcPr>
+          <w:p>
+            <w:pPr>
+              <w:pStyle w:val="Normal"/>
+              <w:jc w:val="center"/>
+              <w:pBdr>
+                <w:bottom w:val="none" w:sz="0" w:space="0" w:color="000000"/>
+                <w:top w:val="none" w:sz="0" w:space="0" w:color="000000"/>
+                <w:left w:val="none" w:sz="0" w:space="0" w:color="000000"/>
+                <w:right w:val="none" w:sz="0" w:space="0" w:color="000000"/>
+              </w:pBdr>
+              <w:spacing w:after="100" w:before="100" w:line="240"/>
+              <w:ind w:left="100" w:right="100" w:firstLine="0" w:firstLineChars="0"/>
+              <w:rPr>
+                <w:rFonts w:ascii="Helvetica" w:hAnsi="Helvetica" w:eastAsia="Helvetica" w:cs="Helvetica"/>
+                <w:i w:val="false"/>
+                <w:b w:val="false"/>
+                <w:u w:val="none"/>
+                <w:sz w:val="22"/>
+                <w:szCs w:val="22"/>
+                <w:color w:val="000000"/>
+              </w:rPr>
+            </w:pPr>
+            <w:r>
+              <w:rPr>
+                <w:rFonts w:ascii="Helvetica" w:hAnsi="Helvetica" w:eastAsia="Helvetica" w:cs="Helvetica"/>
+                <w:i w:val="false"/>
+                <w:b w:val="false"/>
+                <w:u w:val="none"/>
+                <w:sz w:val="22"/>
+                <w:szCs w:val="22"/>
+                <w:color w:val="000000"/>
+              </w:rPr>
+              <w:t xml:space="preserve">0.894</w:t>
             </w:r>
           </w:p>
         </w:tc>
@@ -7356,113 +7356,113 @@
                 <w:szCs w:val="22"/>
                 <w:color w:val="000000"/>
               </w:rPr>
-              <w:t xml:space="preserve">5.7</w:t>
-            </w:r>
-          </w:p>
-        </w:tc>
-        <w:tc>
-          <w:tcPr>
-            <w:tcBorders>
-              <w:bottom w:val="none" w:sz="0" w:space="0" w:color="000000"/>
-              <w:top w:val="none" w:sz="0" w:space="0" w:color="000000"/>
-              <w:left w:val="none" w:sz="0" w:space="0" w:color="000000"/>
-              <w:right w:val="none" w:sz="0" w:space="0" w:color="000000"/>
-            </w:tcBorders>
-            <w:shd w:val="clear" w:color="auto" w:fill="FFFFFF"/>
-            <w:tcMar>
-              <w:top w:w="0" w:type="dxa"/>
-              <w:bottom w:w="0" w:type="dxa"/>
-              <w:left w:w="0" w:type="dxa"/>
-              <w:right w:w="0" w:type="dxa"/>
-            </w:tcMar>
-            <w:vAlign w:val="top"/>
-          </w:tcPr>
-          <w:p>
-            <w:pPr>
-              <w:pStyle w:val="Normal"/>
-              <w:jc w:val="center"/>
-              <w:pBdr>
-                <w:bottom w:val="none" w:sz="0" w:space="0" w:color="000000"/>
-                <w:top w:val="none" w:sz="0" w:space="0" w:color="000000"/>
-                <w:left w:val="none" w:sz="0" w:space="0" w:color="000000"/>
-                <w:right w:val="none" w:sz="0" w:space="0" w:color="000000"/>
-              </w:pBdr>
-              <w:spacing w:after="100" w:before="100" w:line="240"/>
-              <w:ind w:left="100" w:right="100" w:firstLine="0" w:firstLineChars="0"/>
-              <w:rPr>
-                <w:rFonts w:ascii="Helvetica" w:hAnsi="Helvetica" w:eastAsia="Helvetica" w:cs="Helvetica"/>
-                <w:i w:val="false"/>
-                <w:b w:val="false"/>
-                <w:u w:val="none"/>
-                <w:sz w:val="22"/>
-                <w:szCs w:val="22"/>
-                <w:color w:val="000000"/>
-              </w:rPr>
-            </w:pPr>
-            <w:r>
-              <w:rPr>
-                <w:rFonts w:ascii="Helvetica" w:hAnsi="Helvetica" w:eastAsia="Helvetica" w:cs="Helvetica"/>
-                <w:i w:val="false"/>
-                <w:b w:val="false"/>
-                <w:u w:val="none"/>
-                <w:sz w:val="22"/>
-                <w:szCs w:val="22"/>
-                <w:color w:val="000000"/>
-              </w:rPr>
-              <w:t xml:space="preserve">-15, 27</w:t>
-            </w:r>
-          </w:p>
-        </w:tc>
-        <w:tc>
-          <w:tcPr>
-            <w:tcBorders>
-              <w:bottom w:val="none" w:sz="0" w:space="0" w:color="000000"/>
-              <w:top w:val="none" w:sz="0" w:space="0" w:color="000000"/>
-              <w:left w:val="none" w:sz="0" w:space="0" w:color="000000"/>
-              <w:right w:val="none" w:sz="0" w:space="0" w:color="000000"/>
-            </w:tcBorders>
-            <w:shd w:val="clear" w:color="auto" w:fill="FFFFFF"/>
-            <w:tcMar>
-              <w:top w:w="0" w:type="dxa"/>
-              <w:bottom w:w="0" w:type="dxa"/>
-              <w:left w:w="0" w:type="dxa"/>
-              <w:right w:w="0" w:type="dxa"/>
-            </w:tcMar>
-            <w:vAlign w:val="top"/>
-          </w:tcPr>
-          <w:p>
-            <w:pPr>
-              <w:pStyle w:val="Normal"/>
-              <w:jc w:val="center"/>
-              <w:pBdr>
-                <w:bottom w:val="none" w:sz="0" w:space="0" w:color="000000"/>
-                <w:top w:val="none" w:sz="0" w:space="0" w:color="000000"/>
-                <w:left w:val="none" w:sz="0" w:space="0" w:color="000000"/>
-                <w:right w:val="none" w:sz="0" w:space="0" w:color="000000"/>
-              </w:pBdr>
-              <w:spacing w:after="100" w:before="100" w:line="240"/>
-              <w:ind w:left="100" w:right="100" w:firstLine="0" w:firstLineChars="0"/>
-              <w:rPr>
-                <w:rFonts w:ascii="Helvetica" w:hAnsi="Helvetica" w:eastAsia="Helvetica" w:cs="Helvetica"/>
-                <w:i w:val="false"/>
-                <w:b w:val="false"/>
-                <w:u w:val="none"/>
-                <w:sz w:val="22"/>
-                <w:szCs w:val="22"/>
-                <w:color w:val="000000"/>
-              </w:rPr>
-            </w:pPr>
-            <w:r>
-              <w:rPr>
-                <w:rFonts w:ascii="Helvetica" w:hAnsi="Helvetica" w:eastAsia="Helvetica" w:cs="Helvetica"/>
-                <w:i w:val="false"/>
-                <w:b w:val="false"/>
-                <w:u w:val="none"/>
-                <w:sz w:val="22"/>
-                <w:szCs w:val="22"/>
-                <w:color w:val="000000"/>
-              </w:rPr>
-              <w:t xml:space="preserve">0.594</w:t>
+              <w:t xml:space="preserve">5.3</w:t>
+            </w:r>
+          </w:p>
+        </w:tc>
+        <w:tc>
+          <w:tcPr>
+            <w:tcBorders>
+              <w:bottom w:val="none" w:sz="0" w:space="0" w:color="000000"/>
+              <w:top w:val="none" w:sz="0" w:space="0" w:color="000000"/>
+              <w:left w:val="none" w:sz="0" w:space="0" w:color="000000"/>
+              <w:right w:val="none" w:sz="0" w:space="0" w:color="000000"/>
+            </w:tcBorders>
+            <w:shd w:val="clear" w:color="auto" w:fill="FFFFFF"/>
+            <w:tcMar>
+              <w:top w:w="0" w:type="dxa"/>
+              <w:bottom w:w="0" w:type="dxa"/>
+              <w:left w:w="0" w:type="dxa"/>
+              <w:right w:w="0" w:type="dxa"/>
+            </w:tcMar>
+            <w:vAlign w:val="top"/>
+          </w:tcPr>
+          <w:p>
+            <w:pPr>
+              <w:pStyle w:val="Normal"/>
+              <w:jc w:val="center"/>
+              <w:pBdr>
+                <w:bottom w:val="none" w:sz="0" w:space="0" w:color="000000"/>
+                <w:top w:val="none" w:sz="0" w:space="0" w:color="000000"/>
+                <w:left w:val="none" w:sz="0" w:space="0" w:color="000000"/>
+                <w:right w:val="none" w:sz="0" w:space="0" w:color="000000"/>
+              </w:pBdr>
+              <w:spacing w:after="100" w:before="100" w:line="240"/>
+              <w:ind w:left="100" w:right="100" w:firstLine="0" w:firstLineChars="0"/>
+              <w:rPr>
+                <w:rFonts w:ascii="Helvetica" w:hAnsi="Helvetica" w:eastAsia="Helvetica" w:cs="Helvetica"/>
+                <w:i w:val="false"/>
+                <w:b w:val="false"/>
+                <w:u w:val="none"/>
+                <w:sz w:val="22"/>
+                <w:szCs w:val="22"/>
+                <w:color w:val="000000"/>
+              </w:rPr>
+            </w:pPr>
+            <w:r>
+              <w:rPr>
+                <w:rFonts w:ascii="Helvetica" w:hAnsi="Helvetica" w:eastAsia="Helvetica" w:cs="Helvetica"/>
+                <w:i w:val="false"/>
+                <w:b w:val="false"/>
+                <w:u w:val="none"/>
+                <w:sz w:val="22"/>
+                <w:szCs w:val="22"/>
+                <w:color w:val="000000"/>
+              </w:rPr>
+              <w:t xml:space="preserve">-15, 26</w:t>
+            </w:r>
+          </w:p>
+        </w:tc>
+        <w:tc>
+          <w:tcPr>
+            <w:tcBorders>
+              <w:bottom w:val="none" w:sz="0" w:space="0" w:color="000000"/>
+              <w:top w:val="none" w:sz="0" w:space="0" w:color="000000"/>
+              <w:left w:val="none" w:sz="0" w:space="0" w:color="000000"/>
+              <w:right w:val="none" w:sz="0" w:space="0" w:color="000000"/>
+            </w:tcBorders>
+            <w:shd w:val="clear" w:color="auto" w:fill="FFFFFF"/>
+            <w:tcMar>
+              <w:top w:w="0" w:type="dxa"/>
+              <w:bottom w:w="0" w:type="dxa"/>
+              <w:left w:w="0" w:type="dxa"/>
+              <w:right w:w="0" w:type="dxa"/>
+            </w:tcMar>
+            <w:vAlign w:val="top"/>
+          </w:tcPr>
+          <w:p>
+            <w:pPr>
+              <w:pStyle w:val="Normal"/>
+              <w:jc w:val="center"/>
+              <w:pBdr>
+                <w:bottom w:val="none" w:sz="0" w:space="0" w:color="000000"/>
+                <w:top w:val="none" w:sz="0" w:space="0" w:color="000000"/>
+                <w:left w:val="none" w:sz="0" w:space="0" w:color="000000"/>
+                <w:right w:val="none" w:sz="0" w:space="0" w:color="000000"/>
+              </w:pBdr>
+              <w:spacing w:after="100" w:before="100" w:line="240"/>
+              <w:ind w:left="100" w:right="100" w:firstLine="0" w:firstLineChars="0"/>
+              <w:rPr>
+                <w:rFonts w:ascii="Helvetica" w:hAnsi="Helvetica" w:eastAsia="Helvetica" w:cs="Helvetica"/>
+                <w:i w:val="false"/>
+                <w:b w:val="false"/>
+                <w:u w:val="none"/>
+                <w:sz w:val="22"/>
+                <w:szCs w:val="22"/>
+                <w:color w:val="000000"/>
+              </w:rPr>
+            </w:pPr>
+            <w:r>
+              <w:rPr>
+                <w:rFonts w:ascii="Helvetica" w:hAnsi="Helvetica" w:eastAsia="Helvetica" w:cs="Helvetica"/>
+                <w:i w:val="false"/>
+                <w:b w:val="false"/>
+                <w:u w:val="none"/>
+                <w:sz w:val="22"/>
+                <w:szCs w:val="22"/>
+                <w:color w:val="000000"/>
+              </w:rPr>
+              <w:t xml:space="preserve">0.611</w:t>
             </w:r>
           </w:p>
         </w:tc>
@@ -7839,113 +7839,113 @@
                 <w:szCs w:val="22"/>
                 <w:color w:val="000000"/>
               </w:rPr>
-              <w:t xml:space="preserve">13</w:t>
-            </w:r>
-          </w:p>
-        </w:tc>
-        <w:tc>
-          <w:tcPr>
-            <w:tcBorders>
-              <w:bottom w:val="none" w:sz="0" w:space="0" w:color="000000"/>
-              <w:top w:val="none" w:sz="0" w:space="0" w:color="000000"/>
-              <w:left w:val="none" w:sz="0" w:space="0" w:color="000000"/>
-              <w:right w:val="none" w:sz="0" w:space="0" w:color="000000"/>
-            </w:tcBorders>
-            <w:shd w:val="clear" w:color="auto" w:fill="FFFFFF"/>
-            <w:tcMar>
-              <w:top w:w="0" w:type="dxa"/>
-              <w:bottom w:w="0" w:type="dxa"/>
-              <w:left w:w="0" w:type="dxa"/>
-              <w:right w:w="0" w:type="dxa"/>
-            </w:tcMar>
-            <w:vAlign w:val="top"/>
-          </w:tcPr>
-          <w:p>
-            <w:pPr>
-              <w:pStyle w:val="Normal"/>
-              <w:jc w:val="center"/>
-              <w:pBdr>
-                <w:bottom w:val="none" w:sz="0" w:space="0" w:color="000000"/>
-                <w:top w:val="none" w:sz="0" w:space="0" w:color="000000"/>
-                <w:left w:val="none" w:sz="0" w:space="0" w:color="000000"/>
-                <w:right w:val="none" w:sz="0" w:space="0" w:color="000000"/>
-              </w:pBdr>
-              <w:spacing w:after="100" w:before="100" w:line="240"/>
-              <w:ind w:left="100" w:right="100" w:firstLine="0" w:firstLineChars="0"/>
-              <w:rPr>
-                <w:rFonts w:ascii="Helvetica" w:hAnsi="Helvetica" w:eastAsia="Helvetica" w:cs="Helvetica"/>
-                <w:i w:val="false"/>
-                <w:b w:val="false"/>
-                <w:u w:val="none"/>
-                <w:sz w:val="22"/>
-                <w:szCs w:val="22"/>
-                <w:color w:val="000000"/>
-              </w:rPr>
-            </w:pPr>
-            <w:r>
-              <w:rPr>
-                <w:rFonts w:ascii="Helvetica" w:hAnsi="Helvetica" w:eastAsia="Helvetica" w:cs="Helvetica"/>
-                <w:i w:val="false"/>
-                <w:b w:val="false"/>
-                <w:u w:val="none"/>
-                <w:sz w:val="22"/>
-                <w:szCs w:val="22"/>
-                <w:color w:val="000000"/>
-              </w:rPr>
-              <w:t xml:space="preserve">-13, 40</w:t>
-            </w:r>
-          </w:p>
-        </w:tc>
-        <w:tc>
-          <w:tcPr>
-            <w:tcBorders>
-              <w:bottom w:val="none" w:sz="0" w:space="0" w:color="000000"/>
-              <w:top w:val="none" w:sz="0" w:space="0" w:color="000000"/>
-              <w:left w:val="none" w:sz="0" w:space="0" w:color="000000"/>
-              <w:right w:val="none" w:sz="0" w:space="0" w:color="000000"/>
-            </w:tcBorders>
-            <w:shd w:val="clear" w:color="auto" w:fill="FFFFFF"/>
-            <w:tcMar>
-              <w:top w:w="0" w:type="dxa"/>
-              <w:bottom w:w="0" w:type="dxa"/>
-              <w:left w:w="0" w:type="dxa"/>
-              <w:right w:w="0" w:type="dxa"/>
-            </w:tcMar>
-            <w:vAlign w:val="top"/>
-          </w:tcPr>
-          <w:p>
-            <w:pPr>
-              <w:pStyle w:val="Normal"/>
-              <w:jc w:val="center"/>
-              <w:pBdr>
-                <w:bottom w:val="none" w:sz="0" w:space="0" w:color="000000"/>
-                <w:top w:val="none" w:sz="0" w:space="0" w:color="000000"/>
-                <w:left w:val="none" w:sz="0" w:space="0" w:color="000000"/>
-                <w:right w:val="none" w:sz="0" w:space="0" w:color="000000"/>
-              </w:pBdr>
-              <w:spacing w:after="100" w:before="100" w:line="240"/>
-              <w:ind w:left="100" w:right="100" w:firstLine="0" w:firstLineChars="0"/>
-              <w:rPr>
-                <w:rFonts w:ascii="Helvetica" w:hAnsi="Helvetica" w:eastAsia="Helvetica" w:cs="Helvetica"/>
-                <w:i w:val="false"/>
-                <w:b w:val="false"/>
-                <w:u w:val="none"/>
-                <w:sz w:val="22"/>
-                <w:szCs w:val="22"/>
-                <w:color w:val="000000"/>
-              </w:rPr>
-            </w:pPr>
-            <w:r>
-              <w:rPr>
-                <w:rFonts w:ascii="Helvetica" w:hAnsi="Helvetica" w:eastAsia="Helvetica" w:cs="Helvetica"/>
-                <w:i w:val="false"/>
-                <w:b w:val="false"/>
-                <w:u w:val="none"/>
-                <w:sz w:val="22"/>
-                <w:szCs w:val="22"/>
-                <w:color w:val="000000"/>
-              </w:rPr>
-              <w:t xml:space="preserve">0.318</w:t>
+              <w:t xml:space="preserve">11</w:t>
+            </w:r>
+          </w:p>
+        </w:tc>
+        <w:tc>
+          <w:tcPr>
+            <w:tcBorders>
+              <w:bottom w:val="none" w:sz="0" w:space="0" w:color="000000"/>
+              <w:top w:val="none" w:sz="0" w:space="0" w:color="000000"/>
+              <w:left w:val="none" w:sz="0" w:space="0" w:color="000000"/>
+              <w:right w:val="none" w:sz="0" w:space="0" w:color="000000"/>
+            </w:tcBorders>
+            <w:shd w:val="clear" w:color="auto" w:fill="FFFFFF"/>
+            <w:tcMar>
+              <w:top w:w="0" w:type="dxa"/>
+              <w:bottom w:w="0" w:type="dxa"/>
+              <w:left w:w="0" w:type="dxa"/>
+              <w:right w:w="0" w:type="dxa"/>
+            </w:tcMar>
+            <w:vAlign w:val="top"/>
+          </w:tcPr>
+          <w:p>
+            <w:pPr>
+              <w:pStyle w:val="Normal"/>
+              <w:jc w:val="center"/>
+              <w:pBdr>
+                <w:bottom w:val="none" w:sz="0" w:space="0" w:color="000000"/>
+                <w:top w:val="none" w:sz="0" w:space="0" w:color="000000"/>
+                <w:left w:val="none" w:sz="0" w:space="0" w:color="000000"/>
+                <w:right w:val="none" w:sz="0" w:space="0" w:color="000000"/>
+              </w:pBdr>
+              <w:spacing w:after="100" w:before="100" w:line="240"/>
+              <w:ind w:left="100" w:right="100" w:firstLine="0" w:firstLineChars="0"/>
+              <w:rPr>
+                <w:rFonts w:ascii="Helvetica" w:hAnsi="Helvetica" w:eastAsia="Helvetica" w:cs="Helvetica"/>
+                <w:i w:val="false"/>
+                <w:b w:val="false"/>
+                <w:u w:val="none"/>
+                <w:sz w:val="22"/>
+                <w:szCs w:val="22"/>
+                <w:color w:val="000000"/>
+              </w:rPr>
+            </w:pPr>
+            <w:r>
+              <w:rPr>
+                <w:rFonts w:ascii="Helvetica" w:hAnsi="Helvetica" w:eastAsia="Helvetica" w:cs="Helvetica"/>
+                <w:i w:val="false"/>
+                <w:b w:val="false"/>
+                <w:u w:val="none"/>
+                <w:sz w:val="22"/>
+                <w:szCs w:val="22"/>
+                <w:color w:val="000000"/>
+              </w:rPr>
+              <w:t xml:space="preserve">-15, 37</w:t>
+            </w:r>
+          </w:p>
+        </w:tc>
+        <w:tc>
+          <w:tcPr>
+            <w:tcBorders>
+              <w:bottom w:val="none" w:sz="0" w:space="0" w:color="000000"/>
+              <w:top w:val="none" w:sz="0" w:space="0" w:color="000000"/>
+              <w:left w:val="none" w:sz="0" w:space="0" w:color="000000"/>
+              <w:right w:val="none" w:sz="0" w:space="0" w:color="000000"/>
+            </w:tcBorders>
+            <w:shd w:val="clear" w:color="auto" w:fill="FFFFFF"/>
+            <w:tcMar>
+              <w:top w:w="0" w:type="dxa"/>
+              <w:bottom w:w="0" w:type="dxa"/>
+              <w:left w:w="0" w:type="dxa"/>
+              <w:right w:w="0" w:type="dxa"/>
+            </w:tcMar>
+            <w:vAlign w:val="top"/>
+          </w:tcPr>
+          <w:p>
+            <w:pPr>
+              <w:pStyle w:val="Normal"/>
+              <w:jc w:val="center"/>
+              <w:pBdr>
+                <w:bottom w:val="none" w:sz="0" w:space="0" w:color="000000"/>
+                <w:top w:val="none" w:sz="0" w:space="0" w:color="000000"/>
+                <w:left w:val="none" w:sz="0" w:space="0" w:color="000000"/>
+                <w:right w:val="none" w:sz="0" w:space="0" w:color="000000"/>
+              </w:pBdr>
+              <w:spacing w:after="100" w:before="100" w:line="240"/>
+              <w:ind w:left="100" w:right="100" w:firstLine="0" w:firstLineChars="0"/>
+              <w:rPr>
+                <w:rFonts w:ascii="Helvetica" w:hAnsi="Helvetica" w:eastAsia="Helvetica" w:cs="Helvetica"/>
+                <w:i w:val="false"/>
+                <w:b w:val="false"/>
+                <w:u w:val="none"/>
+                <w:sz w:val="22"/>
+                <w:szCs w:val="22"/>
+                <w:color w:val="000000"/>
+              </w:rPr>
+            </w:pPr>
+            <w:r>
+              <w:rPr>
+                <w:rFonts w:ascii="Helvetica" w:hAnsi="Helvetica" w:eastAsia="Helvetica" w:cs="Helvetica"/>
+                <w:i w:val="false"/>
+                <w:b w:val="false"/>
+                <w:u w:val="none"/>
+                <w:sz w:val="22"/>
+                <w:szCs w:val="22"/>
+                <w:color w:val="000000"/>
+              </w:rPr>
+              <w:t xml:space="preserve">0.410</w:t>
             </w:r>
           </w:p>
         </w:tc>
@@ -8322,113 +8322,113 @@
                 <w:szCs w:val="22"/>
                 <w:color w:val="000000"/>
               </w:rPr>
-              <w:t xml:space="preserve">12</w:t>
-            </w:r>
-          </w:p>
-        </w:tc>
-        <w:tc>
-          <w:tcPr>
-            <w:tcBorders>
-              <w:bottom w:val="none" w:sz="0" w:space="0" w:color="000000"/>
-              <w:top w:val="none" w:sz="0" w:space="0" w:color="000000"/>
-              <w:left w:val="none" w:sz="0" w:space="0" w:color="000000"/>
-              <w:right w:val="none" w:sz="0" w:space="0" w:color="000000"/>
-            </w:tcBorders>
-            <w:shd w:val="clear" w:color="auto" w:fill="FFFFFF"/>
-            <w:tcMar>
-              <w:top w:w="0" w:type="dxa"/>
-              <w:bottom w:w="0" w:type="dxa"/>
-              <w:left w:w="0" w:type="dxa"/>
-              <w:right w:w="0" w:type="dxa"/>
-            </w:tcMar>
-            <w:vAlign w:val="top"/>
-          </w:tcPr>
-          <w:p>
-            <w:pPr>
-              <w:pStyle w:val="Normal"/>
-              <w:jc w:val="center"/>
-              <w:pBdr>
-                <w:bottom w:val="none" w:sz="0" w:space="0" w:color="000000"/>
-                <w:top w:val="none" w:sz="0" w:space="0" w:color="000000"/>
-                <w:left w:val="none" w:sz="0" w:space="0" w:color="000000"/>
-                <w:right w:val="none" w:sz="0" w:space="0" w:color="000000"/>
-              </w:pBdr>
-              <w:spacing w:after="100" w:before="100" w:line="240"/>
-              <w:ind w:left="100" w:right="100" w:firstLine="0" w:firstLineChars="0"/>
-              <w:rPr>
-                <w:rFonts w:ascii="Helvetica" w:hAnsi="Helvetica" w:eastAsia="Helvetica" w:cs="Helvetica"/>
-                <w:i w:val="false"/>
-                <w:b w:val="false"/>
-                <w:u w:val="none"/>
-                <w:sz w:val="22"/>
-                <w:szCs w:val="22"/>
-                <w:color w:val="000000"/>
-              </w:rPr>
-            </w:pPr>
-            <w:r>
-              <w:rPr>
-                <w:rFonts w:ascii="Helvetica" w:hAnsi="Helvetica" w:eastAsia="Helvetica" w:cs="Helvetica"/>
-                <w:i w:val="false"/>
-                <w:b w:val="false"/>
-                <w:u w:val="none"/>
-                <w:sz w:val="22"/>
-                <w:szCs w:val="22"/>
-                <w:color w:val="000000"/>
-              </w:rPr>
-              <w:t xml:space="preserve">-15, 38</w:t>
-            </w:r>
-          </w:p>
-        </w:tc>
-        <w:tc>
-          <w:tcPr>
-            <w:tcBorders>
-              <w:bottom w:val="none" w:sz="0" w:space="0" w:color="000000"/>
-              <w:top w:val="none" w:sz="0" w:space="0" w:color="000000"/>
-              <w:left w:val="none" w:sz="0" w:space="0" w:color="000000"/>
-              <w:right w:val="none" w:sz="0" w:space="0" w:color="000000"/>
-            </w:tcBorders>
-            <w:shd w:val="clear" w:color="auto" w:fill="FFFFFF"/>
-            <w:tcMar>
-              <w:top w:w="0" w:type="dxa"/>
-              <w:bottom w:w="0" w:type="dxa"/>
-              <w:left w:w="0" w:type="dxa"/>
-              <w:right w:w="0" w:type="dxa"/>
-            </w:tcMar>
-            <w:vAlign w:val="top"/>
-          </w:tcPr>
-          <w:p>
-            <w:pPr>
-              <w:pStyle w:val="Normal"/>
-              <w:jc w:val="center"/>
-              <w:pBdr>
-                <w:bottom w:val="none" w:sz="0" w:space="0" w:color="000000"/>
-                <w:top w:val="none" w:sz="0" w:space="0" w:color="000000"/>
-                <w:left w:val="none" w:sz="0" w:space="0" w:color="000000"/>
-                <w:right w:val="none" w:sz="0" w:space="0" w:color="000000"/>
-              </w:pBdr>
-              <w:spacing w:after="100" w:before="100" w:line="240"/>
-              <w:ind w:left="100" w:right="100" w:firstLine="0" w:firstLineChars="0"/>
-              <w:rPr>
-                <w:rFonts w:ascii="Helvetica" w:hAnsi="Helvetica" w:eastAsia="Helvetica" w:cs="Helvetica"/>
-                <w:i w:val="false"/>
-                <w:b w:val="false"/>
-                <w:u w:val="none"/>
-                <w:sz w:val="22"/>
-                <w:szCs w:val="22"/>
-                <w:color w:val="000000"/>
-              </w:rPr>
-            </w:pPr>
-            <w:r>
-              <w:rPr>
-                <w:rFonts w:ascii="Helvetica" w:hAnsi="Helvetica" w:eastAsia="Helvetica" w:cs="Helvetica"/>
-                <w:i w:val="false"/>
-                <w:b w:val="false"/>
-                <w:u w:val="none"/>
-                <w:sz w:val="22"/>
-                <w:szCs w:val="22"/>
-                <w:color w:val="000000"/>
-              </w:rPr>
-              <w:t xml:space="preserve">0.381</w:t>
+              <w:t xml:space="preserve">11</w:t>
+            </w:r>
+          </w:p>
+        </w:tc>
+        <w:tc>
+          <w:tcPr>
+            <w:tcBorders>
+              <w:bottom w:val="none" w:sz="0" w:space="0" w:color="000000"/>
+              <w:top w:val="none" w:sz="0" w:space="0" w:color="000000"/>
+              <w:left w:val="none" w:sz="0" w:space="0" w:color="000000"/>
+              <w:right w:val="none" w:sz="0" w:space="0" w:color="000000"/>
+            </w:tcBorders>
+            <w:shd w:val="clear" w:color="auto" w:fill="FFFFFF"/>
+            <w:tcMar>
+              <w:top w:w="0" w:type="dxa"/>
+              <w:bottom w:w="0" w:type="dxa"/>
+              <w:left w:w="0" w:type="dxa"/>
+              <w:right w:w="0" w:type="dxa"/>
+            </w:tcMar>
+            <w:vAlign w:val="top"/>
+          </w:tcPr>
+          <w:p>
+            <w:pPr>
+              <w:pStyle w:val="Normal"/>
+              <w:jc w:val="center"/>
+              <w:pBdr>
+                <w:bottom w:val="none" w:sz="0" w:space="0" w:color="000000"/>
+                <w:top w:val="none" w:sz="0" w:space="0" w:color="000000"/>
+                <w:left w:val="none" w:sz="0" w:space="0" w:color="000000"/>
+                <w:right w:val="none" w:sz="0" w:space="0" w:color="000000"/>
+              </w:pBdr>
+              <w:spacing w:after="100" w:before="100" w:line="240"/>
+              <w:ind w:left="100" w:right="100" w:firstLine="0" w:firstLineChars="0"/>
+              <w:rPr>
+                <w:rFonts w:ascii="Helvetica" w:hAnsi="Helvetica" w:eastAsia="Helvetica" w:cs="Helvetica"/>
+                <w:i w:val="false"/>
+                <w:b w:val="false"/>
+                <w:u w:val="none"/>
+                <w:sz w:val="22"/>
+                <w:szCs w:val="22"/>
+                <w:color w:val="000000"/>
+              </w:rPr>
+            </w:pPr>
+            <w:r>
+              <w:rPr>
+                <w:rFonts w:ascii="Helvetica" w:hAnsi="Helvetica" w:eastAsia="Helvetica" w:cs="Helvetica"/>
+                <w:i w:val="false"/>
+                <w:b w:val="false"/>
+                <w:u w:val="none"/>
+                <w:sz w:val="22"/>
+                <w:szCs w:val="22"/>
+                <w:color w:val="000000"/>
+              </w:rPr>
+              <w:t xml:space="preserve">-15, 37</w:t>
+            </w:r>
+          </w:p>
+        </w:tc>
+        <w:tc>
+          <w:tcPr>
+            <w:tcBorders>
+              <w:bottom w:val="none" w:sz="0" w:space="0" w:color="000000"/>
+              <w:top w:val="none" w:sz="0" w:space="0" w:color="000000"/>
+              <w:left w:val="none" w:sz="0" w:space="0" w:color="000000"/>
+              <w:right w:val="none" w:sz="0" w:space="0" w:color="000000"/>
+            </w:tcBorders>
+            <w:shd w:val="clear" w:color="auto" w:fill="FFFFFF"/>
+            <w:tcMar>
+              <w:top w:w="0" w:type="dxa"/>
+              <w:bottom w:w="0" w:type="dxa"/>
+              <w:left w:w="0" w:type="dxa"/>
+              <w:right w:w="0" w:type="dxa"/>
+            </w:tcMar>
+            <w:vAlign w:val="top"/>
+          </w:tcPr>
+          <w:p>
+            <w:pPr>
+              <w:pStyle w:val="Normal"/>
+              <w:jc w:val="center"/>
+              <w:pBdr>
+                <w:bottom w:val="none" w:sz="0" w:space="0" w:color="000000"/>
+                <w:top w:val="none" w:sz="0" w:space="0" w:color="000000"/>
+                <w:left w:val="none" w:sz="0" w:space="0" w:color="000000"/>
+                <w:right w:val="none" w:sz="0" w:space="0" w:color="000000"/>
+              </w:pBdr>
+              <w:spacing w:after="100" w:before="100" w:line="240"/>
+              <w:ind w:left="100" w:right="100" w:firstLine="0" w:firstLineChars="0"/>
+              <w:rPr>
+                <w:rFonts w:ascii="Helvetica" w:hAnsi="Helvetica" w:eastAsia="Helvetica" w:cs="Helvetica"/>
+                <w:i w:val="false"/>
+                <w:b w:val="false"/>
+                <w:u w:val="none"/>
+                <w:sz w:val="22"/>
+                <w:szCs w:val="22"/>
+                <w:color w:val="000000"/>
+              </w:rPr>
+            </w:pPr>
+            <w:r>
+              <w:rPr>
+                <w:rFonts w:ascii="Helvetica" w:hAnsi="Helvetica" w:eastAsia="Helvetica" w:cs="Helvetica"/>
+                <w:i w:val="false"/>
+                <w:b w:val="false"/>
+                <w:u w:val="none"/>
+                <w:sz w:val="22"/>
+                <w:szCs w:val="22"/>
+                <w:color w:val="000000"/>
+              </w:rPr>
+              <w:t xml:space="preserve">0.395</w:t>
             </w:r>
           </w:p>
         </w:tc>
@@ -8805,113 +8805,113 @@
                 <w:szCs w:val="22"/>
                 <w:color w:val="000000"/>
               </w:rPr>
-              <w:t xml:space="preserve">17</w:t>
-            </w:r>
-          </w:p>
-        </w:tc>
-        <w:tc>
-          <w:tcPr>
-            <w:tcBorders>
-              <w:bottom w:val="none" w:sz="0" w:space="0" w:color="000000"/>
-              <w:top w:val="none" w:sz="0" w:space="0" w:color="000000"/>
-              <w:left w:val="none" w:sz="0" w:space="0" w:color="000000"/>
-              <w:right w:val="none" w:sz="0" w:space="0" w:color="000000"/>
-            </w:tcBorders>
-            <w:shd w:val="clear" w:color="auto" w:fill="FFFFFF"/>
-            <w:tcMar>
-              <w:top w:w="0" w:type="dxa"/>
-              <w:bottom w:w="0" w:type="dxa"/>
-              <w:left w:w="0" w:type="dxa"/>
-              <w:right w:w="0" w:type="dxa"/>
-            </w:tcMar>
-            <w:vAlign w:val="top"/>
-          </w:tcPr>
-          <w:p>
-            <w:pPr>
-              <w:pStyle w:val="Normal"/>
-              <w:jc w:val="center"/>
-              <w:pBdr>
-                <w:bottom w:val="none" w:sz="0" w:space="0" w:color="000000"/>
-                <w:top w:val="none" w:sz="0" w:space="0" w:color="000000"/>
-                <w:left w:val="none" w:sz="0" w:space="0" w:color="000000"/>
-                <w:right w:val="none" w:sz="0" w:space="0" w:color="000000"/>
-              </w:pBdr>
-              <w:spacing w:after="100" w:before="100" w:line="240"/>
-              <w:ind w:left="100" w:right="100" w:firstLine="0" w:firstLineChars="0"/>
-              <w:rPr>
-                <w:rFonts w:ascii="Helvetica" w:hAnsi="Helvetica" w:eastAsia="Helvetica" w:cs="Helvetica"/>
-                <w:i w:val="false"/>
-                <w:b w:val="false"/>
-                <w:u w:val="none"/>
-                <w:sz w:val="22"/>
-                <w:szCs w:val="22"/>
-                <w:color w:val="000000"/>
-              </w:rPr>
-            </w:pPr>
-            <w:r>
-              <w:rPr>
-                <w:rFonts w:ascii="Helvetica" w:hAnsi="Helvetica" w:eastAsia="Helvetica" w:cs="Helvetica"/>
-                <w:i w:val="false"/>
-                <w:b w:val="false"/>
-                <w:u w:val="none"/>
-                <w:sz w:val="22"/>
-                <w:szCs w:val="22"/>
-                <w:color w:val="000000"/>
-              </w:rPr>
-              <w:t xml:space="preserve">-22, 56</w:t>
-            </w:r>
-          </w:p>
-        </w:tc>
-        <w:tc>
-          <w:tcPr>
-            <w:tcBorders>
-              <w:bottom w:val="none" w:sz="0" w:space="0" w:color="000000"/>
-              <w:top w:val="none" w:sz="0" w:space="0" w:color="000000"/>
-              <w:left w:val="none" w:sz="0" w:space="0" w:color="000000"/>
-              <w:right w:val="none" w:sz="0" w:space="0" w:color="000000"/>
-            </w:tcBorders>
-            <w:shd w:val="clear" w:color="auto" w:fill="FFFFFF"/>
-            <w:tcMar>
-              <w:top w:w="0" w:type="dxa"/>
-              <w:bottom w:w="0" w:type="dxa"/>
-              <w:left w:w="0" w:type="dxa"/>
-              <w:right w:w="0" w:type="dxa"/>
-            </w:tcMar>
-            <w:vAlign w:val="top"/>
-          </w:tcPr>
-          <w:p>
-            <w:pPr>
-              <w:pStyle w:val="Normal"/>
-              <w:jc w:val="center"/>
-              <w:pBdr>
-                <w:bottom w:val="none" w:sz="0" w:space="0" w:color="000000"/>
-                <w:top w:val="none" w:sz="0" w:space="0" w:color="000000"/>
-                <w:left w:val="none" w:sz="0" w:space="0" w:color="000000"/>
-                <w:right w:val="none" w:sz="0" w:space="0" w:color="000000"/>
-              </w:pBdr>
-              <w:spacing w:after="100" w:before="100" w:line="240"/>
-              <w:ind w:left="100" w:right="100" w:firstLine="0" w:firstLineChars="0"/>
-              <w:rPr>
-                <w:rFonts w:ascii="Helvetica" w:hAnsi="Helvetica" w:eastAsia="Helvetica" w:cs="Helvetica"/>
-                <w:i w:val="false"/>
-                <w:b w:val="false"/>
-                <w:u w:val="none"/>
-                <w:sz w:val="22"/>
-                <w:szCs w:val="22"/>
-                <w:color w:val="000000"/>
-              </w:rPr>
-            </w:pPr>
-            <w:r>
-              <w:rPr>
-                <w:rFonts w:ascii="Helvetica" w:hAnsi="Helvetica" w:eastAsia="Helvetica" w:cs="Helvetica"/>
-                <w:i w:val="false"/>
-                <w:b w:val="false"/>
-                <w:u w:val="none"/>
-                <w:sz w:val="22"/>
-                <w:szCs w:val="22"/>
-                <w:color w:val="000000"/>
-              </w:rPr>
-              <w:t xml:space="preserve">0.395</w:t>
+              <w:t xml:space="preserve">19</w:t>
+            </w:r>
+          </w:p>
+        </w:tc>
+        <w:tc>
+          <w:tcPr>
+            <w:tcBorders>
+              <w:bottom w:val="none" w:sz="0" w:space="0" w:color="000000"/>
+              <w:top w:val="none" w:sz="0" w:space="0" w:color="000000"/>
+              <w:left w:val="none" w:sz="0" w:space="0" w:color="000000"/>
+              <w:right w:val="none" w:sz="0" w:space="0" w:color="000000"/>
+            </w:tcBorders>
+            <w:shd w:val="clear" w:color="auto" w:fill="FFFFFF"/>
+            <w:tcMar>
+              <w:top w:w="0" w:type="dxa"/>
+              <w:bottom w:w="0" w:type="dxa"/>
+              <w:left w:w="0" w:type="dxa"/>
+              <w:right w:w="0" w:type="dxa"/>
+            </w:tcMar>
+            <w:vAlign w:val="top"/>
+          </w:tcPr>
+          <w:p>
+            <w:pPr>
+              <w:pStyle w:val="Normal"/>
+              <w:jc w:val="center"/>
+              <w:pBdr>
+                <w:bottom w:val="none" w:sz="0" w:space="0" w:color="000000"/>
+                <w:top w:val="none" w:sz="0" w:space="0" w:color="000000"/>
+                <w:left w:val="none" w:sz="0" w:space="0" w:color="000000"/>
+                <w:right w:val="none" w:sz="0" w:space="0" w:color="000000"/>
+              </w:pBdr>
+              <w:spacing w:after="100" w:before="100" w:line="240"/>
+              <w:ind w:left="100" w:right="100" w:firstLine="0" w:firstLineChars="0"/>
+              <w:rPr>
+                <w:rFonts w:ascii="Helvetica" w:hAnsi="Helvetica" w:eastAsia="Helvetica" w:cs="Helvetica"/>
+                <w:i w:val="false"/>
+                <w:b w:val="false"/>
+                <w:u w:val="none"/>
+                <w:sz w:val="22"/>
+                <w:szCs w:val="22"/>
+                <w:color w:val="000000"/>
+              </w:rPr>
+            </w:pPr>
+            <w:r>
+              <w:rPr>
+                <w:rFonts w:ascii="Helvetica" w:hAnsi="Helvetica" w:eastAsia="Helvetica" w:cs="Helvetica"/>
+                <w:i w:val="false"/>
+                <w:b w:val="false"/>
+                <w:u w:val="none"/>
+                <w:sz w:val="22"/>
+                <w:szCs w:val="22"/>
+                <w:color w:val="000000"/>
+              </w:rPr>
+              <w:t xml:space="preserve">-19, 57</w:t>
+            </w:r>
+          </w:p>
+        </w:tc>
+        <w:tc>
+          <w:tcPr>
+            <w:tcBorders>
+              <w:bottom w:val="none" w:sz="0" w:space="0" w:color="000000"/>
+              <w:top w:val="none" w:sz="0" w:space="0" w:color="000000"/>
+              <w:left w:val="none" w:sz="0" w:space="0" w:color="000000"/>
+              <w:right w:val="none" w:sz="0" w:space="0" w:color="000000"/>
+            </w:tcBorders>
+            <w:shd w:val="clear" w:color="auto" w:fill="FFFFFF"/>
+            <w:tcMar>
+              <w:top w:w="0" w:type="dxa"/>
+              <w:bottom w:w="0" w:type="dxa"/>
+              <w:left w:w="0" w:type="dxa"/>
+              <w:right w:w="0" w:type="dxa"/>
+            </w:tcMar>
+            <w:vAlign w:val="top"/>
+          </w:tcPr>
+          <w:p>
+            <w:pPr>
+              <w:pStyle w:val="Normal"/>
+              <w:jc w:val="center"/>
+              <w:pBdr>
+                <w:bottom w:val="none" w:sz="0" w:space="0" w:color="000000"/>
+                <w:top w:val="none" w:sz="0" w:space="0" w:color="000000"/>
+                <w:left w:val="none" w:sz="0" w:space="0" w:color="000000"/>
+                <w:right w:val="none" w:sz="0" w:space="0" w:color="000000"/>
+              </w:pBdr>
+              <w:spacing w:after="100" w:before="100" w:line="240"/>
+              <w:ind w:left="100" w:right="100" w:firstLine="0" w:firstLineChars="0"/>
+              <w:rPr>
+                <w:rFonts w:ascii="Helvetica" w:hAnsi="Helvetica" w:eastAsia="Helvetica" w:cs="Helvetica"/>
+                <w:i w:val="false"/>
+                <w:b w:val="false"/>
+                <w:u w:val="none"/>
+                <w:sz w:val="22"/>
+                <w:szCs w:val="22"/>
+                <w:color w:val="000000"/>
+              </w:rPr>
+            </w:pPr>
+            <w:r>
+              <w:rPr>
+                <w:rFonts w:ascii="Helvetica" w:hAnsi="Helvetica" w:eastAsia="Helvetica" w:cs="Helvetica"/>
+                <w:i w:val="false"/>
+                <w:b w:val="false"/>
+                <w:u w:val="none"/>
+                <w:sz w:val="22"/>
+                <w:szCs w:val="22"/>
+                <w:color w:val="000000"/>
+              </w:rPr>
+              <w:t xml:space="preserve">0.329</w:t>
             </w:r>
           </w:p>
         </w:tc>
@@ -9288,113 +9288,113 @@
                 <w:szCs w:val="22"/>
                 <w:color w:val="000000"/>
               </w:rPr>
-              <w:t xml:space="preserve">4.1</w:t>
-            </w:r>
-          </w:p>
-        </w:tc>
-        <w:tc>
-          <w:tcPr>
-            <w:tcBorders>
-              <w:bottom w:val="none" w:sz="0" w:space="0" w:color="000000"/>
-              <w:top w:val="none" w:sz="0" w:space="0" w:color="000000"/>
-              <w:left w:val="none" w:sz="0" w:space="0" w:color="000000"/>
-              <w:right w:val="none" w:sz="0" w:space="0" w:color="000000"/>
-            </w:tcBorders>
-            <w:shd w:val="clear" w:color="auto" w:fill="FFFFFF"/>
-            <w:tcMar>
-              <w:top w:w="0" w:type="dxa"/>
-              <w:bottom w:w="0" w:type="dxa"/>
-              <w:left w:w="0" w:type="dxa"/>
-              <w:right w:w="0" w:type="dxa"/>
-            </w:tcMar>
-            <w:vAlign w:val="top"/>
-          </w:tcPr>
-          <w:p>
-            <w:pPr>
-              <w:pStyle w:val="Normal"/>
-              <w:jc w:val="center"/>
-              <w:pBdr>
-                <w:bottom w:val="none" w:sz="0" w:space="0" w:color="000000"/>
-                <w:top w:val="none" w:sz="0" w:space="0" w:color="000000"/>
-                <w:left w:val="none" w:sz="0" w:space="0" w:color="000000"/>
-                <w:right w:val="none" w:sz="0" w:space="0" w:color="000000"/>
-              </w:pBdr>
-              <w:spacing w:after="100" w:before="100" w:line="240"/>
-              <w:ind w:left="100" w:right="100" w:firstLine="0" w:firstLineChars="0"/>
-              <w:rPr>
-                <w:rFonts w:ascii="Helvetica" w:hAnsi="Helvetica" w:eastAsia="Helvetica" w:cs="Helvetica"/>
-                <w:i w:val="false"/>
-                <w:b w:val="false"/>
-                <w:u w:val="none"/>
-                <w:sz w:val="22"/>
-                <w:szCs w:val="22"/>
-                <w:color w:val="000000"/>
-              </w:rPr>
-            </w:pPr>
-            <w:r>
-              <w:rPr>
-                <w:rFonts w:ascii="Helvetica" w:hAnsi="Helvetica" w:eastAsia="Helvetica" w:cs="Helvetica"/>
-                <w:i w:val="false"/>
-                <w:b w:val="false"/>
-                <w:u w:val="none"/>
-                <w:sz w:val="22"/>
-                <w:szCs w:val="22"/>
-                <w:color w:val="000000"/>
-              </w:rPr>
-              <w:t xml:space="preserve">-29, 38</w:t>
-            </w:r>
-          </w:p>
-        </w:tc>
-        <w:tc>
-          <w:tcPr>
-            <w:tcBorders>
-              <w:bottom w:val="none" w:sz="0" w:space="0" w:color="000000"/>
-              <w:top w:val="none" w:sz="0" w:space="0" w:color="000000"/>
-              <w:left w:val="none" w:sz="0" w:space="0" w:color="000000"/>
-              <w:right w:val="none" w:sz="0" w:space="0" w:color="000000"/>
-            </w:tcBorders>
-            <w:shd w:val="clear" w:color="auto" w:fill="FFFFFF"/>
-            <w:tcMar>
-              <w:top w:w="0" w:type="dxa"/>
-              <w:bottom w:w="0" w:type="dxa"/>
-              <w:left w:w="0" w:type="dxa"/>
-              <w:right w:w="0" w:type="dxa"/>
-            </w:tcMar>
-            <w:vAlign w:val="top"/>
-          </w:tcPr>
-          <w:p>
-            <w:pPr>
-              <w:pStyle w:val="Normal"/>
-              <w:jc w:val="center"/>
-              <w:pBdr>
-                <w:bottom w:val="none" w:sz="0" w:space="0" w:color="000000"/>
-                <w:top w:val="none" w:sz="0" w:space="0" w:color="000000"/>
-                <w:left w:val="none" w:sz="0" w:space="0" w:color="000000"/>
-                <w:right w:val="none" w:sz="0" w:space="0" w:color="000000"/>
-              </w:pBdr>
-              <w:spacing w:after="100" w:before="100" w:line="240"/>
-              <w:ind w:left="100" w:right="100" w:firstLine="0" w:firstLineChars="0"/>
-              <w:rPr>
-                <w:rFonts w:ascii="Helvetica" w:hAnsi="Helvetica" w:eastAsia="Helvetica" w:cs="Helvetica"/>
-                <w:i w:val="false"/>
-                <w:b w:val="false"/>
-                <w:u w:val="none"/>
-                <w:sz w:val="22"/>
-                <w:szCs w:val="22"/>
-                <w:color w:val="000000"/>
-              </w:rPr>
-            </w:pPr>
-            <w:r>
-              <w:rPr>
-                <w:rFonts w:ascii="Helvetica" w:hAnsi="Helvetica" w:eastAsia="Helvetica" w:cs="Helvetica"/>
-                <w:i w:val="false"/>
-                <w:b w:val="false"/>
-                <w:u w:val="none"/>
-                <w:sz w:val="22"/>
-                <w:szCs w:val="22"/>
-                <w:color w:val="000000"/>
-              </w:rPr>
-              <w:t xml:space="preserve">0.808</w:t>
+              <w:t xml:space="preserve">5.5</w:t>
+            </w:r>
+          </w:p>
+        </w:tc>
+        <w:tc>
+          <w:tcPr>
+            <w:tcBorders>
+              <w:bottom w:val="none" w:sz="0" w:space="0" w:color="000000"/>
+              <w:top w:val="none" w:sz="0" w:space="0" w:color="000000"/>
+              <w:left w:val="none" w:sz="0" w:space="0" w:color="000000"/>
+              <w:right w:val="none" w:sz="0" w:space="0" w:color="000000"/>
+            </w:tcBorders>
+            <w:shd w:val="clear" w:color="auto" w:fill="FFFFFF"/>
+            <w:tcMar>
+              <w:top w:w="0" w:type="dxa"/>
+              <w:bottom w:w="0" w:type="dxa"/>
+              <w:left w:w="0" w:type="dxa"/>
+              <w:right w:w="0" w:type="dxa"/>
+            </w:tcMar>
+            <w:vAlign w:val="top"/>
+          </w:tcPr>
+          <w:p>
+            <w:pPr>
+              <w:pStyle w:val="Normal"/>
+              <w:jc w:val="center"/>
+              <w:pBdr>
+                <w:bottom w:val="none" w:sz="0" w:space="0" w:color="000000"/>
+                <w:top w:val="none" w:sz="0" w:space="0" w:color="000000"/>
+                <w:left w:val="none" w:sz="0" w:space="0" w:color="000000"/>
+                <w:right w:val="none" w:sz="0" w:space="0" w:color="000000"/>
+              </w:pBdr>
+              <w:spacing w:after="100" w:before="100" w:line="240"/>
+              <w:ind w:left="100" w:right="100" w:firstLine="0" w:firstLineChars="0"/>
+              <w:rPr>
+                <w:rFonts w:ascii="Helvetica" w:hAnsi="Helvetica" w:eastAsia="Helvetica" w:cs="Helvetica"/>
+                <w:i w:val="false"/>
+                <w:b w:val="false"/>
+                <w:u w:val="none"/>
+                <w:sz w:val="22"/>
+                <w:szCs w:val="22"/>
+                <w:color w:val="000000"/>
+              </w:rPr>
+            </w:pPr>
+            <w:r>
+              <w:rPr>
+                <w:rFonts w:ascii="Helvetica" w:hAnsi="Helvetica" w:eastAsia="Helvetica" w:cs="Helvetica"/>
+                <w:i w:val="false"/>
+                <w:b w:val="false"/>
+                <w:u w:val="none"/>
+                <w:sz w:val="22"/>
+                <w:szCs w:val="22"/>
+                <w:color w:val="000000"/>
+              </w:rPr>
+              <w:t xml:space="preserve">-27, 38</w:t>
+            </w:r>
+          </w:p>
+        </w:tc>
+        <w:tc>
+          <w:tcPr>
+            <w:tcBorders>
+              <w:bottom w:val="none" w:sz="0" w:space="0" w:color="000000"/>
+              <w:top w:val="none" w:sz="0" w:space="0" w:color="000000"/>
+              <w:left w:val="none" w:sz="0" w:space="0" w:color="000000"/>
+              <w:right w:val="none" w:sz="0" w:space="0" w:color="000000"/>
+            </w:tcBorders>
+            <w:shd w:val="clear" w:color="auto" w:fill="FFFFFF"/>
+            <w:tcMar>
+              <w:top w:w="0" w:type="dxa"/>
+              <w:bottom w:w="0" w:type="dxa"/>
+              <w:left w:w="0" w:type="dxa"/>
+              <w:right w:w="0" w:type="dxa"/>
+            </w:tcMar>
+            <w:vAlign w:val="top"/>
+          </w:tcPr>
+          <w:p>
+            <w:pPr>
+              <w:pStyle w:val="Normal"/>
+              <w:jc w:val="center"/>
+              <w:pBdr>
+                <w:bottom w:val="none" w:sz="0" w:space="0" w:color="000000"/>
+                <w:top w:val="none" w:sz="0" w:space="0" w:color="000000"/>
+                <w:left w:val="none" w:sz="0" w:space="0" w:color="000000"/>
+                <w:right w:val="none" w:sz="0" w:space="0" w:color="000000"/>
+              </w:pBdr>
+              <w:spacing w:after="100" w:before="100" w:line="240"/>
+              <w:ind w:left="100" w:right="100" w:firstLine="0" w:firstLineChars="0"/>
+              <w:rPr>
+                <w:rFonts w:ascii="Helvetica" w:hAnsi="Helvetica" w:eastAsia="Helvetica" w:cs="Helvetica"/>
+                <w:i w:val="false"/>
+                <w:b w:val="false"/>
+                <w:u w:val="none"/>
+                <w:sz w:val="22"/>
+                <w:szCs w:val="22"/>
+                <w:color w:val="000000"/>
+              </w:rPr>
+            </w:pPr>
+            <w:r>
+              <w:rPr>
+                <w:rFonts w:ascii="Helvetica" w:hAnsi="Helvetica" w:eastAsia="Helvetica" w:cs="Helvetica"/>
+                <w:i w:val="false"/>
+                <w:b w:val="false"/>
+                <w:u w:val="none"/>
+                <w:sz w:val="22"/>
+                <w:szCs w:val="22"/>
+                <w:color w:val="000000"/>
+              </w:rPr>
+              <w:t xml:space="preserve">0.740</w:t>
             </w:r>
           </w:p>
         </w:tc>
@@ -10737,113 +10737,113 @@
                 <w:szCs w:val="22"/>
                 <w:color w:val="000000"/>
               </w:rPr>
-              <w:t xml:space="preserve">-1.4</w:t>
-            </w:r>
-          </w:p>
-        </w:tc>
-        <w:tc>
-          <w:tcPr>
-            <w:tcBorders>
-              <w:bottom w:val="none" w:sz="0" w:space="0" w:color="000000"/>
-              <w:top w:val="none" w:sz="0" w:space="0" w:color="000000"/>
-              <w:left w:val="none" w:sz="0" w:space="0" w:color="000000"/>
-              <w:right w:val="none" w:sz="0" w:space="0" w:color="000000"/>
-            </w:tcBorders>
-            <w:shd w:val="clear" w:color="auto" w:fill="FFFFFF"/>
-            <w:tcMar>
-              <w:top w:w="0" w:type="dxa"/>
-              <w:bottom w:w="0" w:type="dxa"/>
-              <w:left w:w="0" w:type="dxa"/>
-              <w:right w:w="0" w:type="dxa"/>
-            </w:tcMar>
-            <w:vAlign w:val="top"/>
-          </w:tcPr>
-          <w:p>
-            <w:pPr>
-              <w:pStyle w:val="Normal"/>
-              <w:jc w:val="center"/>
-              <w:pBdr>
-                <w:bottom w:val="none" w:sz="0" w:space="0" w:color="000000"/>
-                <w:top w:val="none" w:sz="0" w:space="0" w:color="000000"/>
-                <w:left w:val="none" w:sz="0" w:space="0" w:color="000000"/>
-                <w:right w:val="none" w:sz="0" w:space="0" w:color="000000"/>
-              </w:pBdr>
-              <w:spacing w:after="100" w:before="100" w:line="240"/>
-              <w:ind w:left="100" w:right="100" w:firstLine="0" w:firstLineChars="0"/>
-              <w:rPr>
-                <w:rFonts w:ascii="Helvetica" w:hAnsi="Helvetica" w:eastAsia="Helvetica" w:cs="Helvetica"/>
-                <w:i w:val="false"/>
-                <w:b w:val="false"/>
-                <w:u w:val="none"/>
-                <w:sz w:val="22"/>
-                <w:szCs w:val="22"/>
-                <w:color w:val="000000"/>
-              </w:rPr>
-            </w:pPr>
-            <w:r>
-              <w:rPr>
-                <w:rFonts w:ascii="Helvetica" w:hAnsi="Helvetica" w:eastAsia="Helvetica" w:cs="Helvetica"/>
-                <w:i w:val="false"/>
-                <w:b w:val="false"/>
-                <w:u w:val="none"/>
-                <w:sz w:val="22"/>
-                <w:szCs w:val="22"/>
-                <w:color w:val="000000"/>
-              </w:rPr>
-              <w:t xml:space="preserve">-21, 18</w:t>
-            </w:r>
-          </w:p>
-        </w:tc>
-        <w:tc>
-          <w:tcPr>
-            <w:tcBorders>
-              <w:bottom w:val="none" w:sz="0" w:space="0" w:color="000000"/>
-              <w:top w:val="none" w:sz="0" w:space="0" w:color="000000"/>
-              <w:left w:val="none" w:sz="0" w:space="0" w:color="000000"/>
-              <w:right w:val="none" w:sz="0" w:space="0" w:color="000000"/>
-            </w:tcBorders>
-            <w:shd w:val="clear" w:color="auto" w:fill="FFFFFF"/>
-            <w:tcMar>
-              <w:top w:w="0" w:type="dxa"/>
-              <w:bottom w:w="0" w:type="dxa"/>
-              <w:left w:w="0" w:type="dxa"/>
-              <w:right w:w="0" w:type="dxa"/>
-            </w:tcMar>
-            <w:vAlign w:val="top"/>
-          </w:tcPr>
-          <w:p>
-            <w:pPr>
-              <w:pStyle w:val="Normal"/>
-              <w:jc w:val="center"/>
-              <w:pBdr>
-                <w:bottom w:val="none" w:sz="0" w:space="0" w:color="000000"/>
-                <w:top w:val="none" w:sz="0" w:space="0" w:color="000000"/>
-                <w:left w:val="none" w:sz="0" w:space="0" w:color="000000"/>
-                <w:right w:val="none" w:sz="0" w:space="0" w:color="000000"/>
-              </w:pBdr>
-              <w:spacing w:after="100" w:before="100" w:line="240"/>
-              <w:ind w:left="100" w:right="100" w:firstLine="0" w:firstLineChars="0"/>
-              <w:rPr>
-                <w:rFonts w:ascii="Helvetica" w:hAnsi="Helvetica" w:eastAsia="Helvetica" w:cs="Helvetica"/>
-                <w:i w:val="false"/>
-                <w:b w:val="false"/>
-                <w:u w:val="none"/>
-                <w:sz w:val="22"/>
-                <w:szCs w:val="22"/>
-                <w:color w:val="000000"/>
-              </w:rPr>
-            </w:pPr>
-            <w:r>
-              <w:rPr>
-                <w:rFonts w:ascii="Helvetica" w:hAnsi="Helvetica" w:eastAsia="Helvetica" w:cs="Helvetica"/>
-                <w:i w:val="false"/>
-                <w:b w:val="false"/>
-                <w:u w:val="none"/>
-                <w:sz w:val="22"/>
-                <w:szCs w:val="22"/>
-                <w:color w:val="000000"/>
-              </w:rPr>
-              <w:t xml:space="preserve">0.885</w:t>
+              <w:t xml:space="preserve">-0.79</w:t>
+            </w:r>
+          </w:p>
+        </w:tc>
+        <w:tc>
+          <w:tcPr>
+            <w:tcBorders>
+              <w:bottom w:val="none" w:sz="0" w:space="0" w:color="000000"/>
+              <w:top w:val="none" w:sz="0" w:space="0" w:color="000000"/>
+              <w:left w:val="none" w:sz="0" w:space="0" w:color="000000"/>
+              <w:right w:val="none" w:sz="0" w:space="0" w:color="000000"/>
+            </w:tcBorders>
+            <w:shd w:val="clear" w:color="auto" w:fill="FFFFFF"/>
+            <w:tcMar>
+              <w:top w:w="0" w:type="dxa"/>
+              <w:bottom w:w="0" w:type="dxa"/>
+              <w:left w:w="0" w:type="dxa"/>
+              <w:right w:w="0" w:type="dxa"/>
+            </w:tcMar>
+            <w:vAlign w:val="top"/>
+          </w:tcPr>
+          <w:p>
+            <w:pPr>
+              <w:pStyle w:val="Normal"/>
+              <w:jc w:val="center"/>
+              <w:pBdr>
+                <w:bottom w:val="none" w:sz="0" w:space="0" w:color="000000"/>
+                <w:top w:val="none" w:sz="0" w:space="0" w:color="000000"/>
+                <w:left w:val="none" w:sz="0" w:space="0" w:color="000000"/>
+                <w:right w:val="none" w:sz="0" w:space="0" w:color="000000"/>
+              </w:pBdr>
+              <w:spacing w:after="100" w:before="100" w:line="240"/>
+              <w:ind w:left="100" w:right="100" w:firstLine="0" w:firstLineChars="0"/>
+              <w:rPr>
+                <w:rFonts w:ascii="Helvetica" w:hAnsi="Helvetica" w:eastAsia="Helvetica" w:cs="Helvetica"/>
+                <w:i w:val="false"/>
+                <w:b w:val="false"/>
+                <w:u w:val="none"/>
+                <w:sz w:val="22"/>
+                <w:szCs w:val="22"/>
+                <w:color w:val="000000"/>
+              </w:rPr>
+            </w:pPr>
+            <w:r>
+              <w:rPr>
+                <w:rFonts w:ascii="Helvetica" w:hAnsi="Helvetica" w:eastAsia="Helvetica" w:cs="Helvetica"/>
+                <w:i w:val="false"/>
+                <w:b w:val="false"/>
+                <w:u w:val="none"/>
+                <w:sz w:val="22"/>
+                <w:szCs w:val="22"/>
+                <w:color w:val="000000"/>
+              </w:rPr>
+              <w:t xml:space="preserve">-20, 18</w:t>
+            </w:r>
+          </w:p>
+        </w:tc>
+        <w:tc>
+          <w:tcPr>
+            <w:tcBorders>
+              <w:bottom w:val="none" w:sz="0" w:space="0" w:color="000000"/>
+              <w:top w:val="none" w:sz="0" w:space="0" w:color="000000"/>
+              <w:left w:val="none" w:sz="0" w:space="0" w:color="000000"/>
+              <w:right w:val="none" w:sz="0" w:space="0" w:color="000000"/>
+            </w:tcBorders>
+            <w:shd w:val="clear" w:color="auto" w:fill="FFFFFF"/>
+            <w:tcMar>
+              <w:top w:w="0" w:type="dxa"/>
+              <w:bottom w:w="0" w:type="dxa"/>
+              <w:left w:w="0" w:type="dxa"/>
+              <w:right w:w="0" w:type="dxa"/>
+            </w:tcMar>
+            <w:vAlign w:val="top"/>
+          </w:tcPr>
+          <w:p>
+            <w:pPr>
+              <w:pStyle w:val="Normal"/>
+              <w:jc w:val="center"/>
+              <w:pBdr>
+                <w:bottom w:val="none" w:sz="0" w:space="0" w:color="000000"/>
+                <w:top w:val="none" w:sz="0" w:space="0" w:color="000000"/>
+                <w:left w:val="none" w:sz="0" w:space="0" w:color="000000"/>
+                <w:right w:val="none" w:sz="0" w:space="0" w:color="000000"/>
+              </w:pBdr>
+              <w:spacing w:after="100" w:before="100" w:line="240"/>
+              <w:ind w:left="100" w:right="100" w:firstLine="0" w:firstLineChars="0"/>
+              <w:rPr>
+                <w:rFonts w:ascii="Helvetica" w:hAnsi="Helvetica" w:eastAsia="Helvetica" w:cs="Helvetica"/>
+                <w:i w:val="false"/>
+                <w:b w:val="false"/>
+                <w:u w:val="none"/>
+                <w:sz w:val="22"/>
+                <w:szCs w:val="22"/>
+                <w:color w:val="000000"/>
+              </w:rPr>
+            </w:pPr>
+            <w:r>
+              <w:rPr>
+                <w:rFonts w:ascii="Helvetica" w:hAnsi="Helvetica" w:eastAsia="Helvetica" w:cs="Helvetica"/>
+                <w:i w:val="false"/>
+                <w:b w:val="false"/>
+                <w:u w:val="none"/>
+                <w:sz w:val="22"/>
+                <w:szCs w:val="22"/>
+                <w:color w:val="000000"/>
+              </w:rPr>
+              <w:t xml:space="preserve">0.934</w:t>
             </w:r>
           </w:p>
         </w:tc>
@@ -11220,113 +11220,113 @@
                 <w:szCs w:val="22"/>
                 <w:color w:val="000000"/>
               </w:rPr>
-              <w:t xml:space="preserve">-6.2</w:t>
-            </w:r>
-          </w:p>
-        </w:tc>
-        <w:tc>
-          <w:tcPr>
-            <w:tcBorders>
-              <w:bottom w:val="none" w:sz="0" w:space="0" w:color="000000"/>
-              <w:top w:val="none" w:sz="0" w:space="0" w:color="000000"/>
-              <w:left w:val="none" w:sz="0" w:space="0" w:color="000000"/>
-              <w:right w:val="none" w:sz="0" w:space="0" w:color="000000"/>
-            </w:tcBorders>
-            <w:shd w:val="clear" w:color="auto" w:fill="FFFFFF"/>
-            <w:tcMar>
-              <w:top w:w="0" w:type="dxa"/>
-              <w:bottom w:w="0" w:type="dxa"/>
-              <w:left w:w="0" w:type="dxa"/>
-              <w:right w:w="0" w:type="dxa"/>
-            </w:tcMar>
-            <w:vAlign w:val="top"/>
-          </w:tcPr>
-          <w:p>
-            <w:pPr>
-              <w:pStyle w:val="Normal"/>
-              <w:jc w:val="center"/>
-              <w:pBdr>
-                <w:bottom w:val="none" w:sz="0" w:space="0" w:color="000000"/>
-                <w:top w:val="none" w:sz="0" w:space="0" w:color="000000"/>
-                <w:left w:val="none" w:sz="0" w:space="0" w:color="000000"/>
-                <w:right w:val="none" w:sz="0" w:space="0" w:color="000000"/>
-              </w:pBdr>
-              <w:spacing w:after="100" w:before="100" w:line="240"/>
-              <w:ind w:left="100" w:right="100" w:firstLine="0" w:firstLineChars="0"/>
-              <w:rPr>
-                <w:rFonts w:ascii="Helvetica" w:hAnsi="Helvetica" w:eastAsia="Helvetica" w:cs="Helvetica"/>
-                <w:i w:val="false"/>
-                <w:b w:val="false"/>
-                <w:u w:val="none"/>
-                <w:sz w:val="22"/>
-                <w:szCs w:val="22"/>
-                <w:color w:val="000000"/>
-              </w:rPr>
-            </w:pPr>
-            <w:r>
-              <w:rPr>
-                <w:rFonts w:ascii="Helvetica" w:hAnsi="Helvetica" w:eastAsia="Helvetica" w:cs="Helvetica"/>
-                <w:i w:val="false"/>
-                <w:b w:val="false"/>
-                <w:u w:val="none"/>
-                <w:sz w:val="22"/>
-                <w:szCs w:val="22"/>
-                <w:color w:val="000000"/>
-              </w:rPr>
-              <w:t xml:space="preserve">-19, 6.8</w:t>
-            </w:r>
-          </w:p>
-        </w:tc>
-        <w:tc>
-          <w:tcPr>
-            <w:tcBorders>
-              <w:bottom w:val="none" w:sz="0" w:space="0" w:color="000000"/>
-              <w:top w:val="none" w:sz="0" w:space="0" w:color="000000"/>
-              <w:left w:val="none" w:sz="0" w:space="0" w:color="000000"/>
-              <w:right w:val="none" w:sz="0" w:space="0" w:color="000000"/>
-            </w:tcBorders>
-            <w:shd w:val="clear" w:color="auto" w:fill="FFFFFF"/>
-            <w:tcMar>
-              <w:top w:w="0" w:type="dxa"/>
-              <w:bottom w:w="0" w:type="dxa"/>
-              <w:left w:w="0" w:type="dxa"/>
-              <w:right w:w="0" w:type="dxa"/>
-            </w:tcMar>
-            <w:vAlign w:val="top"/>
-          </w:tcPr>
-          <w:p>
-            <w:pPr>
-              <w:pStyle w:val="Normal"/>
-              <w:jc w:val="center"/>
-              <w:pBdr>
-                <w:bottom w:val="none" w:sz="0" w:space="0" w:color="000000"/>
-                <w:top w:val="none" w:sz="0" w:space="0" w:color="000000"/>
-                <w:left w:val="none" w:sz="0" w:space="0" w:color="000000"/>
-                <w:right w:val="none" w:sz="0" w:space="0" w:color="000000"/>
-              </w:pBdr>
-              <w:spacing w:after="100" w:before="100" w:line="240"/>
-              <w:ind w:left="100" w:right="100" w:firstLine="0" w:firstLineChars="0"/>
-              <w:rPr>
-                <w:rFonts w:ascii="Helvetica" w:hAnsi="Helvetica" w:eastAsia="Helvetica" w:cs="Helvetica"/>
-                <w:i w:val="false"/>
-                <w:b w:val="false"/>
-                <w:u w:val="none"/>
-                <w:sz w:val="22"/>
-                <w:szCs w:val="22"/>
-                <w:color w:val="000000"/>
-              </w:rPr>
-            </w:pPr>
-            <w:r>
-              <w:rPr>
-                <w:rFonts w:ascii="Helvetica" w:hAnsi="Helvetica" w:eastAsia="Helvetica" w:cs="Helvetica"/>
-                <w:i w:val="false"/>
-                <w:b w:val="false"/>
-                <w:u w:val="none"/>
-                <w:sz w:val="22"/>
-                <w:szCs w:val="22"/>
-                <w:color w:val="000000"/>
-              </w:rPr>
-              <w:t xml:space="preserve">0.344</w:t>
+              <w:t xml:space="preserve">-6.4</w:t>
+            </w:r>
+          </w:p>
+        </w:tc>
+        <w:tc>
+          <w:tcPr>
+            <w:tcBorders>
+              <w:bottom w:val="none" w:sz="0" w:space="0" w:color="000000"/>
+              <w:top w:val="none" w:sz="0" w:space="0" w:color="000000"/>
+              <w:left w:val="none" w:sz="0" w:space="0" w:color="000000"/>
+              <w:right w:val="none" w:sz="0" w:space="0" w:color="000000"/>
+            </w:tcBorders>
+            <w:shd w:val="clear" w:color="auto" w:fill="FFFFFF"/>
+            <w:tcMar>
+              <w:top w:w="0" w:type="dxa"/>
+              <w:bottom w:w="0" w:type="dxa"/>
+              <w:left w:w="0" w:type="dxa"/>
+              <w:right w:w="0" w:type="dxa"/>
+            </w:tcMar>
+            <w:vAlign w:val="top"/>
+          </w:tcPr>
+          <w:p>
+            <w:pPr>
+              <w:pStyle w:val="Normal"/>
+              <w:jc w:val="center"/>
+              <w:pBdr>
+                <w:bottom w:val="none" w:sz="0" w:space="0" w:color="000000"/>
+                <w:top w:val="none" w:sz="0" w:space="0" w:color="000000"/>
+                <w:left w:val="none" w:sz="0" w:space="0" w:color="000000"/>
+                <w:right w:val="none" w:sz="0" w:space="0" w:color="000000"/>
+              </w:pBdr>
+              <w:spacing w:after="100" w:before="100" w:line="240"/>
+              <w:ind w:left="100" w:right="100" w:firstLine="0" w:firstLineChars="0"/>
+              <w:rPr>
+                <w:rFonts w:ascii="Helvetica" w:hAnsi="Helvetica" w:eastAsia="Helvetica" w:cs="Helvetica"/>
+                <w:i w:val="false"/>
+                <w:b w:val="false"/>
+                <w:u w:val="none"/>
+                <w:sz w:val="22"/>
+                <w:szCs w:val="22"/>
+                <w:color w:val="000000"/>
+              </w:rPr>
+            </w:pPr>
+            <w:r>
+              <w:rPr>
+                <w:rFonts w:ascii="Helvetica" w:hAnsi="Helvetica" w:eastAsia="Helvetica" w:cs="Helvetica"/>
+                <w:i w:val="false"/>
+                <w:b w:val="false"/>
+                <w:u w:val="none"/>
+                <w:sz w:val="22"/>
+                <w:szCs w:val="22"/>
+                <w:color w:val="000000"/>
+              </w:rPr>
+              <w:t xml:space="preserve">-19, 6.4</w:t>
+            </w:r>
+          </w:p>
+        </w:tc>
+        <w:tc>
+          <w:tcPr>
+            <w:tcBorders>
+              <w:bottom w:val="none" w:sz="0" w:space="0" w:color="000000"/>
+              <w:top w:val="none" w:sz="0" w:space="0" w:color="000000"/>
+              <w:left w:val="none" w:sz="0" w:space="0" w:color="000000"/>
+              <w:right w:val="none" w:sz="0" w:space="0" w:color="000000"/>
+            </w:tcBorders>
+            <w:shd w:val="clear" w:color="auto" w:fill="FFFFFF"/>
+            <w:tcMar>
+              <w:top w:w="0" w:type="dxa"/>
+              <w:bottom w:w="0" w:type="dxa"/>
+              <w:left w:w="0" w:type="dxa"/>
+              <w:right w:w="0" w:type="dxa"/>
+            </w:tcMar>
+            <w:vAlign w:val="top"/>
+          </w:tcPr>
+          <w:p>
+            <w:pPr>
+              <w:pStyle w:val="Normal"/>
+              <w:jc w:val="center"/>
+              <w:pBdr>
+                <w:bottom w:val="none" w:sz="0" w:space="0" w:color="000000"/>
+                <w:top w:val="none" w:sz="0" w:space="0" w:color="000000"/>
+                <w:left w:val="none" w:sz="0" w:space="0" w:color="000000"/>
+                <w:right w:val="none" w:sz="0" w:space="0" w:color="000000"/>
+              </w:pBdr>
+              <w:spacing w:after="100" w:before="100" w:line="240"/>
+              <w:ind w:left="100" w:right="100" w:firstLine="0" w:firstLineChars="0"/>
+              <w:rPr>
+                <w:rFonts w:ascii="Helvetica" w:hAnsi="Helvetica" w:eastAsia="Helvetica" w:cs="Helvetica"/>
+                <w:i w:val="false"/>
+                <w:b w:val="false"/>
+                <w:u w:val="none"/>
+                <w:sz w:val="22"/>
+                <w:szCs w:val="22"/>
+                <w:color w:val="000000"/>
+              </w:rPr>
+            </w:pPr>
+            <w:r>
+              <w:rPr>
+                <w:rFonts w:ascii="Helvetica" w:hAnsi="Helvetica" w:eastAsia="Helvetica" w:cs="Helvetica"/>
+                <w:i w:val="false"/>
+                <w:b w:val="false"/>
+                <w:u w:val="none"/>
+                <w:sz w:val="22"/>
+                <w:szCs w:val="22"/>
+                <w:color w:val="000000"/>
+              </w:rPr>
+              <w:t xml:space="preserve">0.321</w:t>
             </w:r>
           </w:p>
         </w:tc>
@@ -11703,113 +11703,113 @@
                 <w:szCs w:val="22"/>
                 <w:color w:val="000000"/>
               </w:rPr>
-              <w:t xml:space="preserve">0.03</w:t>
-            </w:r>
-          </w:p>
-        </w:tc>
-        <w:tc>
-          <w:tcPr>
-            <w:tcBorders>
-              <w:bottom w:val="none" w:sz="0" w:space="0" w:color="000000"/>
-              <w:top w:val="none" w:sz="0" w:space="0" w:color="000000"/>
-              <w:left w:val="none" w:sz="0" w:space="0" w:color="000000"/>
-              <w:right w:val="none" w:sz="0" w:space="0" w:color="000000"/>
-            </w:tcBorders>
-            <w:shd w:val="clear" w:color="auto" w:fill="FFFFFF"/>
-            <w:tcMar>
-              <w:top w:w="0" w:type="dxa"/>
-              <w:bottom w:w="0" w:type="dxa"/>
-              <w:left w:w="0" w:type="dxa"/>
-              <w:right w:w="0" w:type="dxa"/>
-            </w:tcMar>
-            <w:vAlign w:val="top"/>
-          </w:tcPr>
-          <w:p>
-            <w:pPr>
-              <w:pStyle w:val="Normal"/>
-              <w:jc w:val="center"/>
-              <w:pBdr>
-                <w:bottom w:val="none" w:sz="0" w:space="0" w:color="000000"/>
-                <w:top w:val="none" w:sz="0" w:space="0" w:color="000000"/>
-                <w:left w:val="none" w:sz="0" w:space="0" w:color="000000"/>
-                <w:right w:val="none" w:sz="0" w:space="0" w:color="000000"/>
-              </w:pBdr>
-              <w:spacing w:after="100" w:before="100" w:line="240"/>
-              <w:ind w:left="100" w:right="100" w:firstLine="0" w:firstLineChars="0"/>
-              <w:rPr>
-                <w:rFonts w:ascii="Helvetica" w:hAnsi="Helvetica" w:eastAsia="Helvetica" w:cs="Helvetica"/>
-                <w:i w:val="false"/>
-                <w:b w:val="false"/>
-                <w:u w:val="none"/>
-                <w:sz w:val="22"/>
-                <w:szCs w:val="22"/>
-                <w:color w:val="000000"/>
-              </w:rPr>
-            </w:pPr>
-            <w:r>
-              <w:rPr>
-                <w:rFonts w:ascii="Helvetica" w:hAnsi="Helvetica" w:eastAsia="Helvetica" w:cs="Helvetica"/>
-                <w:i w:val="false"/>
-                <w:b w:val="false"/>
-                <w:u w:val="none"/>
-                <w:sz w:val="22"/>
-                <w:szCs w:val="22"/>
-                <w:color w:val="000000"/>
-              </w:rPr>
-              <w:t xml:space="preserve">-23, 23</w:t>
-            </w:r>
-          </w:p>
-        </w:tc>
-        <w:tc>
-          <w:tcPr>
-            <w:tcBorders>
-              <w:bottom w:val="none" w:sz="0" w:space="0" w:color="000000"/>
-              <w:top w:val="none" w:sz="0" w:space="0" w:color="000000"/>
-              <w:left w:val="none" w:sz="0" w:space="0" w:color="000000"/>
-              <w:right w:val="none" w:sz="0" w:space="0" w:color="000000"/>
-            </w:tcBorders>
-            <w:shd w:val="clear" w:color="auto" w:fill="FFFFFF"/>
-            <w:tcMar>
-              <w:top w:w="0" w:type="dxa"/>
-              <w:bottom w:w="0" w:type="dxa"/>
-              <w:left w:w="0" w:type="dxa"/>
-              <w:right w:w="0" w:type="dxa"/>
-            </w:tcMar>
-            <w:vAlign w:val="top"/>
-          </w:tcPr>
-          <w:p>
-            <w:pPr>
-              <w:pStyle w:val="Normal"/>
-              <w:jc w:val="center"/>
-              <w:pBdr>
-                <w:bottom w:val="none" w:sz="0" w:space="0" w:color="000000"/>
-                <w:top w:val="none" w:sz="0" w:space="0" w:color="000000"/>
-                <w:left w:val="none" w:sz="0" w:space="0" w:color="000000"/>
-                <w:right w:val="none" w:sz="0" w:space="0" w:color="000000"/>
-              </w:pBdr>
-              <w:spacing w:after="100" w:before="100" w:line="240"/>
-              <w:ind w:left="100" w:right="100" w:firstLine="0" w:firstLineChars="0"/>
-              <w:rPr>
-                <w:rFonts w:ascii="Helvetica" w:hAnsi="Helvetica" w:eastAsia="Helvetica" w:cs="Helvetica"/>
-                <w:i w:val="false"/>
-                <w:b w:val="false"/>
-                <w:u w:val="none"/>
-                <w:sz w:val="22"/>
-                <w:szCs w:val="22"/>
-                <w:color w:val="000000"/>
-              </w:rPr>
-            </w:pPr>
-            <w:r>
-              <w:rPr>
-                <w:rFonts w:ascii="Helvetica" w:hAnsi="Helvetica" w:eastAsia="Helvetica" w:cs="Helvetica"/>
-                <w:i w:val="false"/>
-                <w:b w:val="false"/>
-                <w:u w:val="none"/>
-                <w:sz w:val="22"/>
-                <w:szCs w:val="22"/>
-                <w:color w:val="000000"/>
-              </w:rPr>
-              <w:t xml:space="preserve">0.998</w:t>
+              <w:t xml:space="preserve">-0.85</w:t>
+            </w:r>
+          </w:p>
+        </w:tc>
+        <w:tc>
+          <w:tcPr>
+            <w:tcBorders>
+              <w:bottom w:val="none" w:sz="0" w:space="0" w:color="000000"/>
+              <w:top w:val="none" w:sz="0" w:space="0" w:color="000000"/>
+              <w:left w:val="none" w:sz="0" w:space="0" w:color="000000"/>
+              <w:right w:val="none" w:sz="0" w:space="0" w:color="000000"/>
+            </w:tcBorders>
+            <w:shd w:val="clear" w:color="auto" w:fill="FFFFFF"/>
+            <w:tcMar>
+              <w:top w:w="0" w:type="dxa"/>
+              <w:bottom w:w="0" w:type="dxa"/>
+              <w:left w:w="0" w:type="dxa"/>
+              <w:right w:w="0" w:type="dxa"/>
+            </w:tcMar>
+            <w:vAlign w:val="top"/>
+          </w:tcPr>
+          <w:p>
+            <w:pPr>
+              <w:pStyle w:val="Normal"/>
+              <w:jc w:val="center"/>
+              <w:pBdr>
+                <w:bottom w:val="none" w:sz="0" w:space="0" w:color="000000"/>
+                <w:top w:val="none" w:sz="0" w:space="0" w:color="000000"/>
+                <w:left w:val="none" w:sz="0" w:space="0" w:color="000000"/>
+                <w:right w:val="none" w:sz="0" w:space="0" w:color="000000"/>
+              </w:pBdr>
+              <w:spacing w:after="100" w:before="100" w:line="240"/>
+              <w:ind w:left="100" w:right="100" w:firstLine="0" w:firstLineChars="0"/>
+              <w:rPr>
+                <w:rFonts w:ascii="Helvetica" w:hAnsi="Helvetica" w:eastAsia="Helvetica" w:cs="Helvetica"/>
+                <w:i w:val="false"/>
+                <w:b w:val="false"/>
+                <w:u w:val="none"/>
+                <w:sz w:val="22"/>
+                <w:szCs w:val="22"/>
+                <w:color w:val="000000"/>
+              </w:rPr>
+            </w:pPr>
+            <w:r>
+              <w:rPr>
+                <w:rFonts w:ascii="Helvetica" w:hAnsi="Helvetica" w:eastAsia="Helvetica" w:cs="Helvetica"/>
+                <w:i w:val="false"/>
+                <w:b w:val="false"/>
+                <w:u w:val="none"/>
+                <w:sz w:val="22"/>
+                <w:szCs w:val="22"/>
+                <w:color w:val="000000"/>
+              </w:rPr>
+              <w:t xml:space="preserve">-23, 22</w:t>
+            </w:r>
+          </w:p>
+        </w:tc>
+        <w:tc>
+          <w:tcPr>
+            <w:tcBorders>
+              <w:bottom w:val="none" w:sz="0" w:space="0" w:color="000000"/>
+              <w:top w:val="none" w:sz="0" w:space="0" w:color="000000"/>
+              <w:left w:val="none" w:sz="0" w:space="0" w:color="000000"/>
+              <w:right w:val="none" w:sz="0" w:space="0" w:color="000000"/>
+            </w:tcBorders>
+            <w:shd w:val="clear" w:color="auto" w:fill="FFFFFF"/>
+            <w:tcMar>
+              <w:top w:w="0" w:type="dxa"/>
+              <w:bottom w:w="0" w:type="dxa"/>
+              <w:left w:w="0" w:type="dxa"/>
+              <w:right w:w="0" w:type="dxa"/>
+            </w:tcMar>
+            <w:vAlign w:val="top"/>
+          </w:tcPr>
+          <w:p>
+            <w:pPr>
+              <w:pStyle w:val="Normal"/>
+              <w:jc w:val="center"/>
+              <w:pBdr>
+                <w:bottom w:val="none" w:sz="0" w:space="0" w:color="000000"/>
+                <w:top w:val="none" w:sz="0" w:space="0" w:color="000000"/>
+                <w:left w:val="none" w:sz="0" w:space="0" w:color="000000"/>
+                <w:right w:val="none" w:sz="0" w:space="0" w:color="000000"/>
+              </w:pBdr>
+              <w:spacing w:after="100" w:before="100" w:line="240"/>
+              <w:ind w:left="100" w:right="100" w:firstLine="0" w:firstLineChars="0"/>
+              <w:rPr>
+                <w:rFonts w:ascii="Helvetica" w:hAnsi="Helvetica" w:eastAsia="Helvetica" w:cs="Helvetica"/>
+                <w:i w:val="false"/>
+                <w:b w:val="false"/>
+                <w:u w:val="none"/>
+                <w:sz w:val="22"/>
+                <w:szCs w:val="22"/>
+                <w:color w:val="000000"/>
+              </w:rPr>
+            </w:pPr>
+            <w:r>
+              <w:rPr>
+                <w:rFonts w:ascii="Helvetica" w:hAnsi="Helvetica" w:eastAsia="Helvetica" w:cs="Helvetica"/>
+                <w:i w:val="false"/>
+                <w:b w:val="false"/>
+                <w:u w:val="none"/>
+                <w:sz w:val="22"/>
+                <w:szCs w:val="22"/>
+                <w:color w:val="000000"/>
+              </w:rPr>
+              <w:t xml:space="preserve">0.940</w:t>
             </w:r>
           </w:p>
         </w:tc>
@@ -12186,113 +12186,113 @@
                 <w:szCs w:val="22"/>
                 <w:color w:val="000000"/>
               </w:rPr>
-              <w:t xml:space="preserve">-14</w:t>
-            </w:r>
-          </w:p>
-        </w:tc>
-        <w:tc>
-          <w:tcPr>
-            <w:tcBorders>
-              <w:bottom w:val="none" w:sz="0" w:space="0" w:color="000000"/>
-              <w:top w:val="none" w:sz="0" w:space="0" w:color="000000"/>
-              <w:left w:val="none" w:sz="0" w:space="0" w:color="000000"/>
-              <w:right w:val="none" w:sz="0" w:space="0" w:color="000000"/>
-            </w:tcBorders>
-            <w:shd w:val="clear" w:color="auto" w:fill="FFFFFF"/>
-            <w:tcMar>
-              <w:top w:w="0" w:type="dxa"/>
-              <w:bottom w:w="0" w:type="dxa"/>
-              <w:left w:w="0" w:type="dxa"/>
-              <w:right w:w="0" w:type="dxa"/>
-            </w:tcMar>
-            <w:vAlign w:val="top"/>
-          </w:tcPr>
-          <w:p>
-            <w:pPr>
-              <w:pStyle w:val="Normal"/>
-              <w:jc w:val="center"/>
-              <w:pBdr>
-                <w:bottom w:val="none" w:sz="0" w:space="0" w:color="000000"/>
-                <w:top w:val="none" w:sz="0" w:space="0" w:color="000000"/>
-                <w:left w:val="none" w:sz="0" w:space="0" w:color="000000"/>
-                <w:right w:val="none" w:sz="0" w:space="0" w:color="000000"/>
-              </w:pBdr>
-              <w:spacing w:after="100" w:before="100" w:line="240"/>
-              <w:ind w:left="100" w:right="100" w:firstLine="0" w:firstLineChars="0"/>
-              <w:rPr>
-                <w:rFonts w:ascii="Helvetica" w:hAnsi="Helvetica" w:eastAsia="Helvetica" w:cs="Helvetica"/>
-                <w:i w:val="false"/>
-                <w:b w:val="false"/>
-                <w:u w:val="none"/>
-                <w:sz w:val="22"/>
-                <w:szCs w:val="22"/>
-                <w:color w:val="000000"/>
-              </w:rPr>
-            </w:pPr>
-            <w:r>
-              <w:rPr>
-                <w:rFonts w:ascii="Helvetica" w:hAnsi="Helvetica" w:eastAsia="Helvetica" w:cs="Helvetica"/>
-                <w:i w:val="false"/>
-                <w:b w:val="false"/>
-                <w:u w:val="none"/>
-                <w:sz w:val="22"/>
-                <w:szCs w:val="22"/>
-                <w:color w:val="000000"/>
-              </w:rPr>
-              <w:t xml:space="preserve">-41, 12</w:t>
-            </w:r>
-          </w:p>
-        </w:tc>
-        <w:tc>
-          <w:tcPr>
-            <w:tcBorders>
-              <w:bottom w:val="none" w:sz="0" w:space="0" w:color="000000"/>
-              <w:top w:val="none" w:sz="0" w:space="0" w:color="000000"/>
-              <w:left w:val="none" w:sz="0" w:space="0" w:color="000000"/>
-              <w:right w:val="none" w:sz="0" w:space="0" w:color="000000"/>
-            </w:tcBorders>
-            <w:shd w:val="clear" w:color="auto" w:fill="FFFFFF"/>
-            <w:tcMar>
-              <w:top w:w="0" w:type="dxa"/>
-              <w:bottom w:w="0" w:type="dxa"/>
-              <w:left w:w="0" w:type="dxa"/>
-              <w:right w:w="0" w:type="dxa"/>
-            </w:tcMar>
-            <w:vAlign w:val="top"/>
-          </w:tcPr>
-          <w:p>
-            <w:pPr>
-              <w:pStyle w:val="Normal"/>
-              <w:jc w:val="center"/>
-              <w:pBdr>
-                <w:bottom w:val="none" w:sz="0" w:space="0" w:color="000000"/>
-                <w:top w:val="none" w:sz="0" w:space="0" w:color="000000"/>
-                <w:left w:val="none" w:sz="0" w:space="0" w:color="000000"/>
-                <w:right w:val="none" w:sz="0" w:space="0" w:color="000000"/>
-              </w:pBdr>
-              <w:spacing w:after="100" w:before="100" w:line="240"/>
-              <w:ind w:left="100" w:right="100" w:firstLine="0" w:firstLineChars="0"/>
-              <w:rPr>
-                <w:rFonts w:ascii="Helvetica" w:hAnsi="Helvetica" w:eastAsia="Helvetica" w:cs="Helvetica"/>
-                <w:i w:val="false"/>
-                <w:b w:val="false"/>
-                <w:u w:val="none"/>
-                <w:sz w:val="22"/>
-                <w:szCs w:val="22"/>
-                <w:color w:val="000000"/>
-              </w:rPr>
-            </w:pPr>
-            <w:r>
-              <w:rPr>
-                <w:rFonts w:ascii="Helvetica" w:hAnsi="Helvetica" w:eastAsia="Helvetica" w:cs="Helvetica"/>
-                <w:i w:val="false"/>
-                <w:b w:val="false"/>
-                <w:u w:val="none"/>
-                <w:sz w:val="22"/>
-                <w:szCs w:val="22"/>
-                <w:color w:val="000000"/>
-              </w:rPr>
-              <w:t xml:space="preserve">0.285</w:t>
+              <w:t xml:space="preserve">-13</w:t>
+            </w:r>
+          </w:p>
+        </w:tc>
+        <w:tc>
+          <w:tcPr>
+            <w:tcBorders>
+              <w:bottom w:val="none" w:sz="0" w:space="0" w:color="000000"/>
+              <w:top w:val="none" w:sz="0" w:space="0" w:color="000000"/>
+              <w:left w:val="none" w:sz="0" w:space="0" w:color="000000"/>
+              <w:right w:val="none" w:sz="0" w:space="0" w:color="000000"/>
+            </w:tcBorders>
+            <w:shd w:val="clear" w:color="auto" w:fill="FFFFFF"/>
+            <w:tcMar>
+              <w:top w:w="0" w:type="dxa"/>
+              <w:bottom w:w="0" w:type="dxa"/>
+              <w:left w:w="0" w:type="dxa"/>
+              <w:right w:w="0" w:type="dxa"/>
+            </w:tcMar>
+            <w:vAlign w:val="top"/>
+          </w:tcPr>
+          <w:p>
+            <w:pPr>
+              <w:pStyle w:val="Normal"/>
+              <w:jc w:val="center"/>
+              <w:pBdr>
+                <w:bottom w:val="none" w:sz="0" w:space="0" w:color="000000"/>
+                <w:top w:val="none" w:sz="0" w:space="0" w:color="000000"/>
+                <w:left w:val="none" w:sz="0" w:space="0" w:color="000000"/>
+                <w:right w:val="none" w:sz="0" w:space="0" w:color="000000"/>
+              </w:pBdr>
+              <w:spacing w:after="100" w:before="100" w:line="240"/>
+              <w:ind w:left="100" w:right="100" w:firstLine="0" w:firstLineChars="0"/>
+              <w:rPr>
+                <w:rFonts w:ascii="Helvetica" w:hAnsi="Helvetica" w:eastAsia="Helvetica" w:cs="Helvetica"/>
+                <w:i w:val="false"/>
+                <w:b w:val="false"/>
+                <w:u w:val="none"/>
+                <w:sz w:val="22"/>
+                <w:szCs w:val="22"/>
+                <w:color w:val="000000"/>
+              </w:rPr>
+            </w:pPr>
+            <w:r>
+              <w:rPr>
+                <w:rFonts w:ascii="Helvetica" w:hAnsi="Helvetica" w:eastAsia="Helvetica" w:cs="Helvetica"/>
+                <w:i w:val="false"/>
+                <w:b w:val="false"/>
+                <w:u w:val="none"/>
+                <w:sz w:val="22"/>
+                <w:szCs w:val="22"/>
+                <w:color w:val="000000"/>
+              </w:rPr>
+              <w:t xml:space="preserve">-39, 13</w:t>
+            </w:r>
+          </w:p>
+        </w:tc>
+        <w:tc>
+          <w:tcPr>
+            <w:tcBorders>
+              <w:bottom w:val="none" w:sz="0" w:space="0" w:color="000000"/>
+              <w:top w:val="none" w:sz="0" w:space="0" w:color="000000"/>
+              <w:left w:val="none" w:sz="0" w:space="0" w:color="000000"/>
+              <w:right w:val="none" w:sz="0" w:space="0" w:color="000000"/>
+            </w:tcBorders>
+            <w:shd w:val="clear" w:color="auto" w:fill="FFFFFF"/>
+            <w:tcMar>
+              <w:top w:w="0" w:type="dxa"/>
+              <w:bottom w:w="0" w:type="dxa"/>
+              <w:left w:w="0" w:type="dxa"/>
+              <w:right w:w="0" w:type="dxa"/>
+            </w:tcMar>
+            <w:vAlign w:val="top"/>
+          </w:tcPr>
+          <w:p>
+            <w:pPr>
+              <w:pStyle w:val="Normal"/>
+              <w:jc w:val="center"/>
+              <w:pBdr>
+                <w:bottom w:val="none" w:sz="0" w:space="0" w:color="000000"/>
+                <w:top w:val="none" w:sz="0" w:space="0" w:color="000000"/>
+                <w:left w:val="none" w:sz="0" w:space="0" w:color="000000"/>
+                <w:right w:val="none" w:sz="0" w:space="0" w:color="000000"/>
+              </w:pBdr>
+              <w:spacing w:after="100" w:before="100" w:line="240"/>
+              <w:ind w:left="100" w:right="100" w:firstLine="0" w:firstLineChars="0"/>
+              <w:rPr>
+                <w:rFonts w:ascii="Helvetica" w:hAnsi="Helvetica" w:eastAsia="Helvetica" w:cs="Helvetica"/>
+                <w:i w:val="false"/>
+                <w:b w:val="false"/>
+                <w:u w:val="none"/>
+                <w:sz w:val="22"/>
+                <w:szCs w:val="22"/>
+                <w:color w:val="000000"/>
+              </w:rPr>
+            </w:pPr>
+            <w:r>
+              <w:rPr>
+                <w:rFonts w:ascii="Helvetica" w:hAnsi="Helvetica" w:eastAsia="Helvetica" w:cs="Helvetica"/>
+                <w:i w:val="false"/>
+                <w:b w:val="false"/>
+                <w:u w:val="none"/>
+                <w:sz w:val="22"/>
+                <w:szCs w:val="22"/>
+                <w:color w:val="000000"/>
+              </w:rPr>
+              <w:t xml:space="preserve">0.327</w:t>
             </w:r>
           </w:p>
         </w:tc>
@@ -12722,60 +12722,60 @@
                 <w:szCs w:val="22"/>
                 <w:color w:val="000000"/>
               </w:rPr>
-              <w:t xml:space="preserve">2.0, 30</w:t>
-            </w:r>
-          </w:p>
-        </w:tc>
-        <w:tc>
-          <w:tcPr>
-            <w:tcBorders>
-              <w:bottom w:val="none" w:sz="0" w:space="0" w:color="000000"/>
-              <w:top w:val="none" w:sz="0" w:space="0" w:color="000000"/>
-              <w:left w:val="none" w:sz="0" w:space="0" w:color="000000"/>
-              <w:right w:val="none" w:sz="0" w:space="0" w:color="000000"/>
-            </w:tcBorders>
-            <w:shd w:val="clear" w:color="auto" w:fill="FFFFFF"/>
-            <w:tcMar>
-              <w:top w:w="0" w:type="dxa"/>
-              <w:bottom w:w="0" w:type="dxa"/>
-              <w:left w:w="0" w:type="dxa"/>
-              <w:right w:w="0" w:type="dxa"/>
-            </w:tcMar>
-            <w:vAlign w:val="top"/>
-          </w:tcPr>
-          <w:p>
-            <w:pPr>
-              <w:pStyle w:val="Normal"/>
-              <w:jc w:val="center"/>
-              <w:pBdr>
-                <w:bottom w:val="none" w:sz="0" w:space="0" w:color="000000"/>
-                <w:top w:val="none" w:sz="0" w:space="0" w:color="000000"/>
-                <w:left w:val="none" w:sz="0" w:space="0" w:color="000000"/>
-                <w:right w:val="none" w:sz="0" w:space="0" w:color="000000"/>
-              </w:pBdr>
-              <w:spacing w:after="100" w:before="100" w:line="240"/>
-              <w:ind w:left="100" w:right="100" w:firstLine="0" w:firstLineChars="0"/>
-              <w:rPr>
-                <w:rFonts w:ascii="Helvetica" w:hAnsi="Helvetica" w:eastAsia="Helvetica" w:cs="Helvetica"/>
-                <w:i w:val="false"/>
-                <w:b w:val="false"/>
-                <w:u w:val="none"/>
-                <w:sz w:val="22"/>
-                <w:szCs w:val="22"/>
-                <w:color w:val="000000"/>
-              </w:rPr>
-            </w:pPr>
-            <w:r>
-              <w:rPr>
-                <w:rFonts w:ascii="Helvetica" w:hAnsi="Helvetica" w:eastAsia="Helvetica" w:cs="Helvetica"/>
-                <w:i w:val="false"/>
-                <w:b w:val="false"/>
-                <w:u w:val="none"/>
-                <w:sz w:val="22"/>
-                <w:szCs w:val="22"/>
-                <w:color w:val="000000"/>
-              </w:rPr>
-              <w:t xml:space="preserve">0.026</w:t>
+              <w:t xml:space="preserve">1.6, 30</w:t>
+            </w:r>
+          </w:p>
+        </w:tc>
+        <w:tc>
+          <w:tcPr>
+            <w:tcBorders>
+              <w:bottom w:val="none" w:sz="0" w:space="0" w:color="000000"/>
+              <w:top w:val="none" w:sz="0" w:space="0" w:color="000000"/>
+              <w:left w:val="none" w:sz="0" w:space="0" w:color="000000"/>
+              <w:right w:val="none" w:sz="0" w:space="0" w:color="000000"/>
+            </w:tcBorders>
+            <w:shd w:val="clear" w:color="auto" w:fill="FFFFFF"/>
+            <w:tcMar>
+              <w:top w:w="0" w:type="dxa"/>
+              <w:bottom w:w="0" w:type="dxa"/>
+              <w:left w:w="0" w:type="dxa"/>
+              <w:right w:w="0" w:type="dxa"/>
+            </w:tcMar>
+            <w:vAlign w:val="top"/>
+          </w:tcPr>
+          <w:p>
+            <w:pPr>
+              <w:pStyle w:val="Normal"/>
+              <w:jc w:val="center"/>
+              <w:pBdr>
+                <w:bottom w:val="none" w:sz="0" w:space="0" w:color="000000"/>
+                <w:top w:val="none" w:sz="0" w:space="0" w:color="000000"/>
+                <w:left w:val="none" w:sz="0" w:space="0" w:color="000000"/>
+                <w:right w:val="none" w:sz="0" w:space="0" w:color="000000"/>
+              </w:pBdr>
+              <w:spacing w:after="100" w:before="100" w:line="240"/>
+              <w:ind w:left="100" w:right="100" w:firstLine="0" w:firstLineChars="0"/>
+              <w:rPr>
+                <w:rFonts w:ascii="Helvetica" w:hAnsi="Helvetica" w:eastAsia="Helvetica" w:cs="Helvetica"/>
+                <w:i w:val="false"/>
+                <w:b w:val="false"/>
+                <w:u w:val="none"/>
+                <w:sz w:val="22"/>
+                <w:szCs w:val="22"/>
+                <w:color w:val="000000"/>
+              </w:rPr>
+            </w:pPr>
+            <w:r>
+              <w:rPr>
+                <w:rFonts w:ascii="Helvetica" w:hAnsi="Helvetica" w:eastAsia="Helvetica" w:cs="Helvetica"/>
+                <w:i w:val="false"/>
+                <w:b w:val="false"/>
+                <w:u w:val="none"/>
+                <w:sz w:val="22"/>
+                <w:szCs w:val="22"/>
+                <w:color w:val="000000"/>
+              </w:rPr>
+              <w:t xml:space="preserve">0.029</w:t>
             </w:r>
           </w:p>
         </w:tc>
@@ -13152,113 +13152,113 @@
                 <w:szCs w:val="22"/>
                 <w:color w:val="000000"/>
               </w:rPr>
-              <w:t xml:space="preserve">-0.06</w:t>
-            </w:r>
-          </w:p>
-        </w:tc>
-        <w:tc>
-          <w:tcPr>
-            <w:tcBorders>
-              <w:bottom w:val="none" w:sz="0" w:space="0" w:color="000000"/>
-              <w:top w:val="none" w:sz="0" w:space="0" w:color="000000"/>
-              <w:left w:val="none" w:sz="0" w:space="0" w:color="000000"/>
-              <w:right w:val="none" w:sz="0" w:space="0" w:color="000000"/>
-            </w:tcBorders>
-            <w:shd w:val="clear" w:color="auto" w:fill="FFFFFF"/>
-            <w:tcMar>
-              <w:top w:w="0" w:type="dxa"/>
-              <w:bottom w:w="0" w:type="dxa"/>
-              <w:left w:w="0" w:type="dxa"/>
-              <w:right w:w="0" w:type="dxa"/>
-            </w:tcMar>
-            <w:vAlign w:val="top"/>
-          </w:tcPr>
-          <w:p>
-            <w:pPr>
-              <w:pStyle w:val="Normal"/>
-              <w:jc w:val="center"/>
-              <w:pBdr>
-                <w:bottom w:val="none" w:sz="0" w:space="0" w:color="000000"/>
-                <w:top w:val="none" w:sz="0" w:space="0" w:color="000000"/>
-                <w:left w:val="none" w:sz="0" w:space="0" w:color="000000"/>
-                <w:right w:val="none" w:sz="0" w:space="0" w:color="000000"/>
-              </w:pBdr>
-              <w:spacing w:after="100" w:before="100" w:line="240"/>
-              <w:ind w:left="100" w:right="100" w:firstLine="0" w:firstLineChars="0"/>
-              <w:rPr>
-                <w:rFonts w:ascii="Helvetica" w:hAnsi="Helvetica" w:eastAsia="Helvetica" w:cs="Helvetica"/>
-                <w:i w:val="false"/>
-                <w:b w:val="false"/>
-                <w:u w:val="none"/>
-                <w:sz w:val="22"/>
-                <w:szCs w:val="22"/>
-                <w:color w:val="000000"/>
-              </w:rPr>
-            </w:pPr>
-            <w:r>
-              <w:rPr>
-                <w:rFonts w:ascii="Helvetica" w:hAnsi="Helvetica" w:eastAsia="Helvetica" w:cs="Helvetica"/>
-                <w:i w:val="false"/>
-                <w:b w:val="false"/>
-                <w:u w:val="none"/>
-                <w:sz w:val="22"/>
-                <w:szCs w:val="22"/>
-                <w:color w:val="000000"/>
-              </w:rPr>
-              <w:t xml:space="preserve">-0.67, 0.55</w:t>
-            </w:r>
-          </w:p>
-        </w:tc>
-        <w:tc>
-          <w:tcPr>
-            <w:tcBorders>
-              <w:bottom w:val="none" w:sz="0" w:space="0" w:color="000000"/>
-              <w:top w:val="none" w:sz="0" w:space="0" w:color="000000"/>
-              <w:left w:val="none" w:sz="0" w:space="0" w:color="000000"/>
-              <w:right w:val="none" w:sz="0" w:space="0" w:color="000000"/>
-            </w:tcBorders>
-            <w:shd w:val="clear" w:color="auto" w:fill="FFFFFF"/>
-            <w:tcMar>
-              <w:top w:w="0" w:type="dxa"/>
-              <w:bottom w:w="0" w:type="dxa"/>
-              <w:left w:w="0" w:type="dxa"/>
-              <w:right w:w="0" w:type="dxa"/>
-            </w:tcMar>
-            <w:vAlign w:val="top"/>
-          </w:tcPr>
-          <w:p>
-            <w:pPr>
-              <w:pStyle w:val="Normal"/>
-              <w:jc w:val="center"/>
-              <w:pBdr>
-                <w:bottom w:val="none" w:sz="0" w:space="0" w:color="000000"/>
-                <w:top w:val="none" w:sz="0" w:space="0" w:color="000000"/>
-                <w:left w:val="none" w:sz="0" w:space="0" w:color="000000"/>
-                <w:right w:val="none" w:sz="0" w:space="0" w:color="000000"/>
-              </w:pBdr>
-              <w:spacing w:after="100" w:before="100" w:line="240"/>
-              <w:ind w:left="100" w:right="100" w:firstLine="0" w:firstLineChars="0"/>
-              <w:rPr>
-                <w:rFonts w:ascii="Helvetica" w:hAnsi="Helvetica" w:eastAsia="Helvetica" w:cs="Helvetica"/>
-                <w:i w:val="false"/>
-                <w:b w:val="false"/>
-                <w:u w:val="none"/>
-                <w:sz w:val="22"/>
-                <w:szCs w:val="22"/>
-                <w:color w:val="000000"/>
-              </w:rPr>
-            </w:pPr>
-            <w:r>
-              <w:rPr>
-                <w:rFonts w:ascii="Helvetica" w:hAnsi="Helvetica" w:eastAsia="Helvetica" w:cs="Helvetica"/>
-                <w:i w:val="false"/>
-                <w:b w:val="false"/>
-                <w:u w:val="none"/>
-                <w:sz w:val="22"/>
-                <w:szCs w:val="22"/>
-                <w:color w:val="000000"/>
-              </w:rPr>
-              <w:t xml:space="preserve">0.838</w:t>
+              <w:t xml:space="preserve">-0.69</w:t>
+            </w:r>
+          </w:p>
+        </w:tc>
+        <w:tc>
+          <w:tcPr>
+            <w:tcBorders>
+              <w:bottom w:val="none" w:sz="0" w:space="0" w:color="000000"/>
+              <w:top w:val="none" w:sz="0" w:space="0" w:color="000000"/>
+              <w:left w:val="none" w:sz="0" w:space="0" w:color="000000"/>
+              <w:right w:val="none" w:sz="0" w:space="0" w:color="000000"/>
+            </w:tcBorders>
+            <w:shd w:val="clear" w:color="auto" w:fill="FFFFFF"/>
+            <w:tcMar>
+              <w:top w:w="0" w:type="dxa"/>
+              <w:bottom w:w="0" w:type="dxa"/>
+              <w:left w:w="0" w:type="dxa"/>
+              <w:right w:w="0" w:type="dxa"/>
+            </w:tcMar>
+            <w:vAlign w:val="top"/>
+          </w:tcPr>
+          <w:p>
+            <w:pPr>
+              <w:pStyle w:val="Normal"/>
+              <w:jc w:val="center"/>
+              <w:pBdr>
+                <w:bottom w:val="none" w:sz="0" w:space="0" w:color="000000"/>
+                <w:top w:val="none" w:sz="0" w:space="0" w:color="000000"/>
+                <w:left w:val="none" w:sz="0" w:space="0" w:color="000000"/>
+                <w:right w:val="none" w:sz="0" w:space="0" w:color="000000"/>
+              </w:pBdr>
+              <w:spacing w:after="100" w:before="100" w:line="240"/>
+              <w:ind w:left="100" w:right="100" w:firstLine="0" w:firstLineChars="0"/>
+              <w:rPr>
+                <w:rFonts w:ascii="Helvetica" w:hAnsi="Helvetica" w:eastAsia="Helvetica" w:cs="Helvetica"/>
+                <w:i w:val="false"/>
+                <w:b w:val="false"/>
+                <w:u w:val="none"/>
+                <w:sz w:val="22"/>
+                <w:szCs w:val="22"/>
+                <w:color w:val="000000"/>
+              </w:rPr>
+            </w:pPr>
+            <w:r>
+              <w:rPr>
+                <w:rFonts w:ascii="Helvetica" w:hAnsi="Helvetica" w:eastAsia="Helvetica" w:cs="Helvetica"/>
+                <w:i w:val="false"/>
+                <w:b w:val="false"/>
+                <w:u w:val="none"/>
+                <w:sz w:val="22"/>
+                <w:szCs w:val="22"/>
+                <w:color w:val="000000"/>
+              </w:rPr>
+              <w:t xml:space="preserve">-1.2, -0.17</w:t>
+            </w:r>
+          </w:p>
+        </w:tc>
+        <w:tc>
+          <w:tcPr>
+            <w:tcBorders>
+              <w:bottom w:val="none" w:sz="0" w:space="0" w:color="000000"/>
+              <w:top w:val="none" w:sz="0" w:space="0" w:color="000000"/>
+              <w:left w:val="none" w:sz="0" w:space="0" w:color="000000"/>
+              <w:right w:val="none" w:sz="0" w:space="0" w:color="000000"/>
+            </w:tcBorders>
+            <w:shd w:val="clear" w:color="auto" w:fill="FFFFFF"/>
+            <w:tcMar>
+              <w:top w:w="0" w:type="dxa"/>
+              <w:bottom w:w="0" w:type="dxa"/>
+              <w:left w:w="0" w:type="dxa"/>
+              <w:right w:w="0" w:type="dxa"/>
+            </w:tcMar>
+            <w:vAlign w:val="top"/>
+          </w:tcPr>
+          <w:p>
+            <w:pPr>
+              <w:pStyle w:val="Normal"/>
+              <w:jc w:val="center"/>
+              <w:pBdr>
+                <w:bottom w:val="none" w:sz="0" w:space="0" w:color="000000"/>
+                <w:top w:val="none" w:sz="0" w:space="0" w:color="000000"/>
+                <w:left w:val="none" w:sz="0" w:space="0" w:color="000000"/>
+                <w:right w:val="none" w:sz="0" w:space="0" w:color="000000"/>
+              </w:pBdr>
+              <w:spacing w:after="100" w:before="100" w:line="240"/>
+              <w:ind w:left="100" w:right="100" w:firstLine="0" w:firstLineChars="0"/>
+              <w:rPr>
+                <w:rFonts w:ascii="Helvetica" w:hAnsi="Helvetica" w:eastAsia="Helvetica" w:cs="Helvetica"/>
+                <w:i w:val="false"/>
+                <w:b w:val="false"/>
+                <w:u w:val="none"/>
+                <w:sz w:val="22"/>
+                <w:szCs w:val="22"/>
+                <w:color w:val="000000"/>
+              </w:rPr>
+            </w:pPr>
+            <w:r>
+              <w:rPr>
+                <w:rFonts w:ascii="Helvetica" w:hAnsi="Helvetica" w:eastAsia="Helvetica" w:cs="Helvetica"/>
+                <w:i w:val="false"/>
+                <w:b w:val="false"/>
+                <w:u w:val="none"/>
+                <w:sz w:val="22"/>
+                <w:szCs w:val="22"/>
+                <w:color w:val="000000"/>
+              </w:rPr>
+              <w:t xml:space="preserve">0.010</w:t>
             </w:r>
           </w:p>
         </w:tc>
@@ -13635,113 +13635,113 @@
                 <w:szCs w:val="22"/>
                 <w:color w:val="000000"/>
               </w:rPr>
-              <w:t xml:space="preserve">12</w:t>
-            </w:r>
-          </w:p>
-        </w:tc>
-        <w:tc>
-          <w:tcPr>
-            <w:tcBorders>
-              <w:bottom w:val="none" w:sz="0" w:space="0" w:color="000000"/>
-              <w:top w:val="none" w:sz="0" w:space="0" w:color="000000"/>
-              <w:left w:val="none" w:sz="0" w:space="0" w:color="000000"/>
-              <w:right w:val="none" w:sz="0" w:space="0" w:color="000000"/>
-            </w:tcBorders>
-            <w:shd w:val="clear" w:color="auto" w:fill="FFFFFF"/>
-            <w:tcMar>
-              <w:top w:w="0" w:type="dxa"/>
-              <w:bottom w:w="0" w:type="dxa"/>
-              <w:left w:w="0" w:type="dxa"/>
-              <w:right w:w="0" w:type="dxa"/>
-            </w:tcMar>
-            <w:vAlign w:val="top"/>
-          </w:tcPr>
-          <w:p>
-            <w:pPr>
-              <w:pStyle w:val="Normal"/>
-              <w:jc w:val="center"/>
-              <w:pBdr>
-                <w:bottom w:val="none" w:sz="0" w:space="0" w:color="000000"/>
-                <w:top w:val="none" w:sz="0" w:space="0" w:color="000000"/>
-                <w:left w:val="none" w:sz="0" w:space="0" w:color="000000"/>
-                <w:right w:val="none" w:sz="0" w:space="0" w:color="000000"/>
-              </w:pBdr>
-              <w:spacing w:after="100" w:before="100" w:line="240"/>
-              <w:ind w:left="100" w:right="100" w:firstLine="0" w:firstLineChars="0"/>
-              <w:rPr>
-                <w:rFonts w:ascii="Helvetica" w:hAnsi="Helvetica" w:eastAsia="Helvetica" w:cs="Helvetica"/>
-                <w:i w:val="false"/>
-                <w:b w:val="false"/>
-                <w:u w:val="none"/>
-                <w:sz w:val="22"/>
-                <w:szCs w:val="22"/>
-                <w:color w:val="000000"/>
-              </w:rPr>
-            </w:pPr>
-            <w:r>
-              <w:rPr>
-                <w:rFonts w:ascii="Helvetica" w:hAnsi="Helvetica" w:eastAsia="Helvetica" w:cs="Helvetica"/>
-                <w:i w:val="false"/>
-                <w:b w:val="false"/>
-                <w:u w:val="none"/>
-                <w:sz w:val="22"/>
-                <w:szCs w:val="22"/>
-                <w:color w:val="000000"/>
-              </w:rPr>
-              <w:t xml:space="preserve">2.1, 21</w:t>
-            </w:r>
-          </w:p>
-        </w:tc>
-        <w:tc>
-          <w:tcPr>
-            <w:tcBorders>
-              <w:bottom w:val="none" w:sz="0" w:space="0" w:color="000000"/>
-              <w:top w:val="none" w:sz="0" w:space="0" w:color="000000"/>
-              <w:left w:val="none" w:sz="0" w:space="0" w:color="000000"/>
-              <w:right w:val="none" w:sz="0" w:space="0" w:color="000000"/>
-            </w:tcBorders>
-            <w:shd w:val="clear" w:color="auto" w:fill="FFFFFF"/>
-            <w:tcMar>
-              <w:top w:w="0" w:type="dxa"/>
-              <w:bottom w:w="0" w:type="dxa"/>
-              <w:left w:w="0" w:type="dxa"/>
-              <w:right w:w="0" w:type="dxa"/>
-            </w:tcMar>
-            <w:vAlign w:val="top"/>
-          </w:tcPr>
-          <w:p>
-            <w:pPr>
-              <w:pStyle w:val="Normal"/>
-              <w:jc w:val="center"/>
-              <w:pBdr>
-                <w:bottom w:val="none" w:sz="0" w:space="0" w:color="000000"/>
-                <w:top w:val="none" w:sz="0" w:space="0" w:color="000000"/>
-                <w:left w:val="none" w:sz="0" w:space="0" w:color="000000"/>
-                <w:right w:val="none" w:sz="0" w:space="0" w:color="000000"/>
-              </w:pBdr>
-              <w:spacing w:after="100" w:before="100" w:line="240"/>
-              <w:ind w:left="100" w:right="100" w:firstLine="0" w:firstLineChars="0"/>
-              <w:rPr>
-                <w:rFonts w:ascii="Helvetica" w:hAnsi="Helvetica" w:eastAsia="Helvetica" w:cs="Helvetica"/>
-                <w:i w:val="false"/>
-                <w:b w:val="false"/>
-                <w:u w:val="none"/>
-                <w:sz w:val="22"/>
-                <w:szCs w:val="22"/>
-                <w:color w:val="000000"/>
-              </w:rPr>
-            </w:pPr>
-            <w:r>
-              <w:rPr>
-                <w:rFonts w:ascii="Helvetica" w:hAnsi="Helvetica" w:eastAsia="Helvetica" w:cs="Helvetica"/>
-                <w:i w:val="false"/>
-                <w:b w:val="false"/>
-                <w:u w:val="none"/>
-                <w:sz w:val="22"/>
-                <w:szCs w:val="22"/>
-                <w:color w:val="000000"/>
-              </w:rPr>
-              <w:t xml:space="preserve">0.018</w:t>
+              <w:t xml:space="preserve">13</w:t>
+            </w:r>
+          </w:p>
+        </w:tc>
+        <w:tc>
+          <w:tcPr>
+            <w:tcBorders>
+              <w:bottom w:val="none" w:sz="0" w:space="0" w:color="000000"/>
+              <w:top w:val="none" w:sz="0" w:space="0" w:color="000000"/>
+              <w:left w:val="none" w:sz="0" w:space="0" w:color="000000"/>
+              <w:right w:val="none" w:sz="0" w:space="0" w:color="000000"/>
+            </w:tcBorders>
+            <w:shd w:val="clear" w:color="auto" w:fill="FFFFFF"/>
+            <w:tcMar>
+              <w:top w:w="0" w:type="dxa"/>
+              <w:bottom w:w="0" w:type="dxa"/>
+              <w:left w:w="0" w:type="dxa"/>
+              <w:right w:w="0" w:type="dxa"/>
+            </w:tcMar>
+            <w:vAlign w:val="top"/>
+          </w:tcPr>
+          <w:p>
+            <w:pPr>
+              <w:pStyle w:val="Normal"/>
+              <w:jc w:val="center"/>
+              <w:pBdr>
+                <w:bottom w:val="none" w:sz="0" w:space="0" w:color="000000"/>
+                <w:top w:val="none" w:sz="0" w:space="0" w:color="000000"/>
+                <w:left w:val="none" w:sz="0" w:space="0" w:color="000000"/>
+                <w:right w:val="none" w:sz="0" w:space="0" w:color="000000"/>
+              </w:pBdr>
+              <w:spacing w:after="100" w:before="100" w:line="240"/>
+              <w:ind w:left="100" w:right="100" w:firstLine="0" w:firstLineChars="0"/>
+              <w:rPr>
+                <w:rFonts w:ascii="Helvetica" w:hAnsi="Helvetica" w:eastAsia="Helvetica" w:cs="Helvetica"/>
+                <w:i w:val="false"/>
+                <w:b w:val="false"/>
+                <w:u w:val="none"/>
+                <w:sz w:val="22"/>
+                <w:szCs w:val="22"/>
+                <w:color w:val="000000"/>
+              </w:rPr>
+            </w:pPr>
+            <w:r>
+              <w:rPr>
+                <w:rFonts w:ascii="Helvetica" w:hAnsi="Helvetica" w:eastAsia="Helvetica" w:cs="Helvetica"/>
+                <w:i w:val="false"/>
+                <w:b w:val="false"/>
+                <w:u w:val="none"/>
+                <w:sz w:val="22"/>
+                <w:szCs w:val="22"/>
+                <w:color w:val="000000"/>
+              </w:rPr>
+              <w:t xml:space="preserve">3.3, 22</w:t>
+            </w:r>
+          </w:p>
+        </w:tc>
+        <w:tc>
+          <w:tcPr>
+            <w:tcBorders>
+              <w:bottom w:val="none" w:sz="0" w:space="0" w:color="000000"/>
+              <w:top w:val="none" w:sz="0" w:space="0" w:color="000000"/>
+              <w:left w:val="none" w:sz="0" w:space="0" w:color="000000"/>
+              <w:right w:val="none" w:sz="0" w:space="0" w:color="000000"/>
+            </w:tcBorders>
+            <w:shd w:val="clear" w:color="auto" w:fill="FFFFFF"/>
+            <w:tcMar>
+              <w:top w:w="0" w:type="dxa"/>
+              <w:bottom w:w="0" w:type="dxa"/>
+              <w:left w:w="0" w:type="dxa"/>
+              <w:right w:w="0" w:type="dxa"/>
+            </w:tcMar>
+            <w:vAlign w:val="top"/>
+          </w:tcPr>
+          <w:p>
+            <w:pPr>
+              <w:pStyle w:val="Normal"/>
+              <w:jc w:val="center"/>
+              <w:pBdr>
+                <w:bottom w:val="none" w:sz="0" w:space="0" w:color="000000"/>
+                <w:top w:val="none" w:sz="0" w:space="0" w:color="000000"/>
+                <w:left w:val="none" w:sz="0" w:space="0" w:color="000000"/>
+                <w:right w:val="none" w:sz="0" w:space="0" w:color="000000"/>
+              </w:pBdr>
+              <w:spacing w:after="100" w:before="100" w:line="240"/>
+              <w:ind w:left="100" w:right="100" w:firstLine="0" w:firstLineChars="0"/>
+              <w:rPr>
+                <w:rFonts w:ascii="Helvetica" w:hAnsi="Helvetica" w:eastAsia="Helvetica" w:cs="Helvetica"/>
+                <w:i w:val="false"/>
+                <w:b w:val="false"/>
+                <w:u w:val="none"/>
+                <w:sz w:val="22"/>
+                <w:szCs w:val="22"/>
+                <w:color w:val="000000"/>
+              </w:rPr>
+            </w:pPr>
+            <w:r>
+              <w:rPr>
+                <w:rFonts w:ascii="Helvetica" w:hAnsi="Helvetica" w:eastAsia="Helvetica" w:cs="Helvetica"/>
+                <w:i w:val="false"/>
+                <w:b w:val="false"/>
+                <w:u w:val="none"/>
+                <w:sz w:val="22"/>
+                <w:szCs w:val="22"/>
+                <w:color w:val="000000"/>
+              </w:rPr>
+              <w:t xml:space="preserve">0.009</w:t>
             </w:r>
           </w:p>
         </w:tc>
@@ -14118,120 +14118,120 @@
                 <w:szCs w:val="22"/>
                 <w:color w:val="000000"/>
               </w:rPr>
-              <w:t xml:space="preserve">-1.4</w:t>
-            </w:r>
-          </w:p>
-        </w:tc>
-        <w:tc>
-          <w:tcPr>
-            <w:tcBorders>
-              <w:bottom w:val="none" w:sz="0" w:space="0" w:color="000000"/>
-              <w:top w:val="none" w:sz="0" w:space="0" w:color="000000"/>
-              <w:left w:val="none" w:sz="0" w:space="0" w:color="000000"/>
-              <w:right w:val="none" w:sz="0" w:space="0" w:color="000000"/>
-            </w:tcBorders>
-            <w:shd w:val="clear" w:color="auto" w:fill="FFFFFF"/>
-            <w:tcMar>
-              <w:top w:w="0" w:type="dxa"/>
-              <w:bottom w:w="0" w:type="dxa"/>
-              <w:left w:w="0" w:type="dxa"/>
-              <w:right w:w="0" w:type="dxa"/>
-            </w:tcMar>
-            <w:vAlign w:val="top"/>
-          </w:tcPr>
-          <w:p>
-            <w:pPr>
-              <w:pStyle w:val="Normal"/>
-              <w:jc w:val="center"/>
-              <w:pBdr>
-                <w:bottom w:val="none" w:sz="0" w:space="0" w:color="000000"/>
-                <w:top w:val="none" w:sz="0" w:space="0" w:color="000000"/>
-                <w:left w:val="none" w:sz="0" w:space="0" w:color="000000"/>
-                <w:right w:val="none" w:sz="0" w:space="0" w:color="000000"/>
-              </w:pBdr>
-              <w:spacing w:after="100" w:before="100" w:line="240"/>
-              <w:ind w:left="100" w:right="100" w:firstLine="0" w:firstLineChars="0"/>
-              <w:rPr>
-                <w:rFonts w:ascii="Helvetica" w:hAnsi="Helvetica" w:eastAsia="Helvetica" w:cs="Helvetica"/>
-                <w:i w:val="false"/>
-                <w:b w:val="false"/>
-                <w:u w:val="none"/>
-                <w:sz w:val="22"/>
-                <w:szCs w:val="22"/>
-                <w:color w:val="000000"/>
-              </w:rPr>
-            </w:pPr>
-            <w:r>
-              <w:rPr>
-                <w:rFonts w:ascii="Helvetica" w:hAnsi="Helvetica" w:eastAsia="Helvetica" w:cs="Helvetica"/>
-                <w:i w:val="false"/>
-                <w:b w:val="false"/>
-                <w:u w:val="none"/>
-                <w:sz w:val="22"/>
-                <w:szCs w:val="22"/>
-                <w:color w:val="000000"/>
-              </w:rPr>
-              <w:t xml:space="preserve">-10, 7.1</w:t>
-            </w:r>
-          </w:p>
-        </w:tc>
-        <w:tc>
-          <w:tcPr>
-            <w:tcBorders>
-              <w:bottom w:val="none" w:sz="0" w:space="0" w:color="000000"/>
-              <w:top w:val="none" w:sz="0" w:space="0" w:color="000000"/>
-              <w:left w:val="none" w:sz="0" w:space="0" w:color="000000"/>
-              <w:right w:val="none" w:sz="0" w:space="0" w:color="000000"/>
-            </w:tcBorders>
-            <w:shd w:val="clear" w:color="auto" w:fill="FFFFFF"/>
-            <w:tcMar>
-              <w:top w:w="0" w:type="dxa"/>
-              <w:bottom w:w="0" w:type="dxa"/>
-              <w:left w:w="0" w:type="dxa"/>
-              <w:right w:w="0" w:type="dxa"/>
-            </w:tcMar>
-            <w:vAlign w:val="top"/>
-          </w:tcPr>
-          <w:p>
-            <w:pPr>
-              <w:pStyle w:val="Normal"/>
-              <w:jc w:val="center"/>
-              <w:pBdr>
-                <w:bottom w:val="none" w:sz="0" w:space="0" w:color="000000"/>
-                <w:top w:val="none" w:sz="0" w:space="0" w:color="000000"/>
-                <w:left w:val="none" w:sz="0" w:space="0" w:color="000000"/>
-                <w:right w:val="none" w:sz="0" w:space="0" w:color="000000"/>
-              </w:pBdr>
-              <w:spacing w:after="100" w:before="100" w:line="240"/>
-              <w:ind w:left="100" w:right="100" w:firstLine="0" w:firstLineChars="0"/>
-              <w:rPr>
-                <w:rFonts w:ascii="Helvetica" w:hAnsi="Helvetica" w:eastAsia="Helvetica" w:cs="Helvetica"/>
-                <w:i w:val="false"/>
-                <w:b w:val="false"/>
-                <w:u w:val="none"/>
-                <w:sz w:val="22"/>
-                <w:szCs w:val="22"/>
-                <w:color w:val="000000"/>
-              </w:rPr>
-            </w:pPr>
-            <w:r>
-              <w:rPr>
-                <w:rFonts w:ascii="Helvetica" w:hAnsi="Helvetica" w:eastAsia="Helvetica" w:cs="Helvetica"/>
-                <w:i w:val="false"/>
-                <w:b w:val="false"/>
-                <w:u w:val="none"/>
-                <w:sz w:val="22"/>
-                <w:szCs w:val="22"/>
-                <w:color w:val="000000"/>
-              </w:rPr>
-              <w:t xml:space="preserve">0.737</w:t>
+              <w:t xml:space="preserve">0.13</w:t>
+            </w:r>
+          </w:p>
+        </w:tc>
+        <w:tc>
+          <w:tcPr>
+            <w:tcBorders>
+              <w:bottom w:val="none" w:sz="0" w:space="0" w:color="000000"/>
+              <w:top w:val="none" w:sz="0" w:space="0" w:color="000000"/>
+              <w:left w:val="none" w:sz="0" w:space="0" w:color="000000"/>
+              <w:right w:val="none" w:sz="0" w:space="0" w:color="000000"/>
+            </w:tcBorders>
+            <w:shd w:val="clear" w:color="auto" w:fill="FFFFFF"/>
+            <w:tcMar>
+              <w:top w:w="0" w:type="dxa"/>
+              <w:bottom w:w="0" w:type="dxa"/>
+              <w:left w:w="0" w:type="dxa"/>
+              <w:right w:w="0" w:type="dxa"/>
+            </w:tcMar>
+            <w:vAlign w:val="top"/>
+          </w:tcPr>
+          <w:p>
+            <w:pPr>
+              <w:pStyle w:val="Normal"/>
+              <w:jc w:val="center"/>
+              <w:pBdr>
+                <w:bottom w:val="none" w:sz="0" w:space="0" w:color="000000"/>
+                <w:top w:val="none" w:sz="0" w:space="0" w:color="000000"/>
+                <w:left w:val="none" w:sz="0" w:space="0" w:color="000000"/>
+                <w:right w:val="none" w:sz="0" w:space="0" w:color="000000"/>
+              </w:pBdr>
+              <w:spacing w:after="100" w:before="100" w:line="240"/>
+              <w:ind w:left="100" w:right="100" w:firstLine="0" w:firstLineChars="0"/>
+              <w:rPr>
+                <w:rFonts w:ascii="Helvetica" w:hAnsi="Helvetica" w:eastAsia="Helvetica" w:cs="Helvetica"/>
+                <w:i w:val="false"/>
+                <w:b w:val="false"/>
+                <w:u w:val="none"/>
+                <w:sz w:val="22"/>
+                <w:szCs w:val="22"/>
+                <w:color w:val="000000"/>
+              </w:rPr>
+            </w:pPr>
+            <w:r>
+              <w:rPr>
+                <w:rFonts w:ascii="Helvetica" w:hAnsi="Helvetica" w:eastAsia="Helvetica" w:cs="Helvetica"/>
+                <w:i w:val="false"/>
+                <w:b w:val="false"/>
+                <w:u w:val="none"/>
+                <w:sz w:val="22"/>
+                <w:szCs w:val="22"/>
+                <w:color w:val="000000"/>
+              </w:rPr>
+              <w:t xml:space="preserve">-8.2, 8.5</w:t>
+            </w:r>
+          </w:p>
+        </w:tc>
+        <w:tc>
+          <w:tcPr>
+            <w:tcBorders>
+              <w:bottom w:val="none" w:sz="0" w:space="0" w:color="000000"/>
+              <w:top w:val="none" w:sz="0" w:space="0" w:color="000000"/>
+              <w:left w:val="none" w:sz="0" w:space="0" w:color="000000"/>
+              <w:right w:val="none" w:sz="0" w:space="0" w:color="000000"/>
+            </w:tcBorders>
+            <w:shd w:val="clear" w:color="auto" w:fill="FFFFFF"/>
+            <w:tcMar>
+              <w:top w:w="0" w:type="dxa"/>
+              <w:bottom w:w="0" w:type="dxa"/>
+              <w:left w:w="0" w:type="dxa"/>
+              <w:right w:w="0" w:type="dxa"/>
+            </w:tcMar>
+            <w:vAlign w:val="top"/>
+          </w:tcPr>
+          <w:p>
+            <w:pPr>
+              <w:pStyle w:val="Normal"/>
+              <w:jc w:val="center"/>
+              <w:pBdr>
+                <w:bottom w:val="none" w:sz="0" w:space="0" w:color="000000"/>
+                <w:top w:val="none" w:sz="0" w:space="0" w:color="000000"/>
+                <w:left w:val="none" w:sz="0" w:space="0" w:color="000000"/>
+                <w:right w:val="none" w:sz="0" w:space="0" w:color="000000"/>
+              </w:pBdr>
+              <w:spacing w:after="100" w:before="100" w:line="240"/>
+              <w:ind w:left="100" w:right="100" w:firstLine="0" w:firstLineChars="0"/>
+              <w:rPr>
+                <w:rFonts w:ascii="Helvetica" w:hAnsi="Helvetica" w:eastAsia="Helvetica" w:cs="Helvetica"/>
+                <w:i w:val="false"/>
+                <w:b w:val="false"/>
+                <w:u w:val="none"/>
+                <w:sz w:val="22"/>
+                <w:szCs w:val="22"/>
+                <w:color w:val="000000"/>
+              </w:rPr>
+            </w:pPr>
+            <w:r>
+              <w:rPr>
+                <w:rFonts w:ascii="Helvetica" w:hAnsi="Helvetica" w:eastAsia="Helvetica" w:cs="Helvetica"/>
+                <w:i w:val="false"/>
+                <w:b w:val="false"/>
+                <w:u w:val="none"/>
+                <w:sz w:val="22"/>
+                <w:szCs w:val="22"/>
+                <w:color w:val="000000"/>
+              </w:rPr>
+              <w:t xml:space="preserve">0.974</w:t>
             </w:r>
           </w:p>
         </w:tc>
       </w:tr>
       <w:tr>
         <w:trPr>
-          <w:trHeight w:val="598" w:hRule="auto"/>
+          <w:trHeight w:val="619" w:hRule="auto"/>
         </w:trPr>
         body29
         <w:tc>
@@ -14283,7 +14283,7 @@
                 <w:szCs w:val="22"/>
                 <w:color w:val="000000"/>
               </w:rPr>
-              <w:t xml:space="preserve">cockcroft</w:t>
+              <w:t xml:space="preserve">ckd_epi_gfr_cre_cys</w:t>
             </w:r>
           </w:p>
         </w:tc>
@@ -14389,7 +14389,7 @@
                 <w:szCs w:val="22"/>
                 <w:color w:val="000000"/>
               </w:rPr>
-              <w:t xml:space="preserve">-0.16</w:t>
+              <w:t xml:space="preserve">-0.11</w:t>
             </w:r>
           </w:p>
         </w:tc>
@@ -14442,7 +14442,7 @@
                 <w:szCs w:val="22"/>
                 <w:color w:val="000000"/>
               </w:rPr>
-              <w:t xml:space="preserve">-0.25, -0.06</w:t>
+              <w:t xml:space="preserve">-0.27, 0.04</w:t>
             </w:r>
           </w:p>
         </w:tc>
@@ -14495,7 +14495,7 @@
                 <w:szCs w:val="22"/>
                 <w:color w:val="000000"/>
               </w:rPr>
-              <w:t xml:space="preserve">0.001</w:t>
+              <w:t xml:space="preserve">0.144</w:t>
             </w:r>
           </w:p>
         </w:tc>
@@ -14601,7 +14601,7 @@
                 <w:szCs w:val="22"/>
                 <w:color w:val="000000"/>
               </w:rPr>
-              <w:t xml:space="preserve">-0.17</w:t>
+              <w:t xml:space="preserve">-0.27</w:t>
             </w:r>
           </w:p>
         </w:tc>
@@ -14654,7 +14654,7 @@
                 <w:szCs w:val="22"/>
                 <w:color w:val="000000"/>
               </w:rPr>
-              <w:t xml:space="preserve">-0.33, -0.01</w:t>
+              <w:t xml:space="preserve">-0.48, -0.06</w:t>
             </w:r>
           </w:p>
         </w:tc>
@@ -14707,7 +14707,7 @@
                 <w:szCs w:val="22"/>
                 <w:color w:val="000000"/>
               </w:rPr>
-              <w:t xml:space="preserve">0.043</w:t>
+              <w:t xml:space="preserve">0.012</w:t>
             </w:r>
           </w:p>
         </w:tc>
